--- a/Le_Quang_Tan_2401ITA045.docx
+++ b/Le_Quang_Tan_2401ITA045.docx
@@ -1,6 +1,6 @@
 
 <file path=word/document.xml><?xml version="1.0" encoding="utf-8"?>
-<w:document xmlns:wpc="http://schemas.microsoft.com/office/word/2010/wordprocessingCanvas" xmlns:mc="http://schemas.openxmlformats.org/markup-compatibility/2006" xmlns:o="urn:schemas-microsoft-com:office:office" xmlns:r="http://schemas.openxmlformats.org/officeDocument/2006/relationships" xmlns:m="http://schemas.openxmlformats.org/officeDocument/2006/math" xmlns:v="urn:schemas-microsoft-com:vml" xmlns:wp14="http://schemas.microsoft.com/office/word/2010/wordprocessingDrawing" xmlns:wp="http://schemas.openxmlformats.org/drawingml/2006/wordprocessingDrawing" xmlns:w10="urn:schemas-microsoft-com:office:word" xmlns:w="http://schemas.openxmlformats.org/wordprocessingml/2006/main" xmlns:w14="http://schemas.microsoft.com/office/word/2010/wordml" xmlns:w15="http://schemas.microsoft.com/office/word/2012/wordml" xmlns:wpg="http://schemas.microsoft.com/office/word/2010/wordprocessingGroup" xmlns:wpi="http://schemas.microsoft.com/office/word/2010/wordprocessingInk" xmlns:wne="http://schemas.microsoft.com/office/word/2006/wordml" xmlns:wps="http://schemas.microsoft.com/office/word/2010/wordprocessingShape" xmlns:cx="http://schemas.microsoft.com/office/drawing/2014/chartex" xmlns:cx1="http://schemas.microsoft.com/office/drawing/2015/9/8/chartex" xmlns:cx2="http://schemas.microsoft.com/office/drawing/2015/10/21/chartex" xmlns:cx3="http://schemas.microsoft.com/office/drawing/2016/5/9/chartex" xmlns:cx4="http://schemas.microsoft.com/office/drawing/2016/5/10/chartex" xmlns:cx5="http://schemas.microsoft.com/office/drawing/2016/5/11/chartex" xmlns:cx6="http://schemas.microsoft.com/office/drawing/2016/5/12/chartex" xmlns:cx7="http://schemas.microsoft.com/office/drawing/2016/5/13/chartex" xmlns:cx8="http://schemas.microsoft.com/office/drawing/2016/5/14/chartex" xmlns:aink="http://schemas.microsoft.com/office/drawing/2016/ink" xmlns:am3d="http://schemas.microsoft.com/office/drawing/2017/model3d" xmlns:w16cex="http://schemas.microsoft.com/office/word/2018/wordml/cex" xmlns:w16cid="http://schemas.microsoft.com/office/word/2016/wordml/cid" xmlns:w16="http://schemas.microsoft.com/office/word/2018/wordml" xmlns:w16sdtdh="http://schemas.microsoft.com/office/word/2020/wordml/sdtdatahash" xmlns:w16se="http://schemas.microsoft.com/office/word/2015/wordml/symex" mc:Ignorable="w14 w15 wp14">
+<w:document xmlns:wpc="http://schemas.microsoft.com/office/word/2010/wordprocessingCanvas" xmlns:cx="http://schemas.microsoft.com/office/drawing/2014/chartex" xmlns:cx1="http://schemas.microsoft.com/office/drawing/2015/9/8/chartex" xmlns:cx2="http://schemas.microsoft.com/office/drawing/2015/10/21/chartex" xmlns:cx3="http://schemas.microsoft.com/office/drawing/2016/5/9/chartex" xmlns:cx4="http://schemas.microsoft.com/office/drawing/2016/5/10/chartex" xmlns:cx5="http://schemas.microsoft.com/office/drawing/2016/5/11/chartex" xmlns:cx6="http://schemas.microsoft.com/office/drawing/2016/5/12/chartex" xmlns:cx7="http://schemas.microsoft.com/office/drawing/2016/5/13/chartex" xmlns:cx8="http://schemas.microsoft.com/office/drawing/2016/5/14/chartex" xmlns:mc="http://schemas.openxmlformats.org/markup-compatibility/2006" xmlns:aink="http://schemas.microsoft.com/office/drawing/2016/ink" xmlns:am3d="http://schemas.microsoft.com/office/drawing/2017/model3d" xmlns:o="urn:schemas-microsoft-com:office:office" xmlns:oel="http://schemas.microsoft.com/office/2019/extlst" xmlns:r="http://schemas.openxmlformats.org/officeDocument/2006/relationships" xmlns:m="http://schemas.openxmlformats.org/officeDocument/2006/math" xmlns:v="urn:schemas-microsoft-com:vml" xmlns:wp14="http://schemas.microsoft.com/office/word/2010/wordprocessingDrawing" xmlns:wp="http://schemas.openxmlformats.org/drawingml/2006/wordprocessingDrawing" xmlns:w10="urn:schemas-microsoft-com:office:word" xmlns:w="http://schemas.openxmlformats.org/wordprocessingml/2006/main" xmlns:w14="http://schemas.microsoft.com/office/word/2010/wordml" xmlns:w15="http://schemas.microsoft.com/office/word/2012/wordml" xmlns:w16cex="http://schemas.microsoft.com/office/word/2018/wordml/cex" xmlns:w16cid="http://schemas.microsoft.com/office/word/2016/wordml/cid" xmlns:w16="http://schemas.microsoft.com/office/word/2018/wordml" xmlns:w16du="http://schemas.microsoft.com/office/word/2023/wordml/word16du" xmlns:w16sdtdh="http://schemas.microsoft.com/office/word/2020/wordml/sdtdatahash" xmlns:w16sdtfl="http://schemas.microsoft.com/office/word/2024/wordml/sdtformatlock" xmlns:w16se="http://schemas.microsoft.com/office/word/2015/wordml/symex" xmlns:wpg="http://schemas.microsoft.com/office/word/2010/wordprocessingGroup" xmlns:wpi="http://schemas.microsoft.com/office/word/2010/wordprocessingInk" xmlns:wne="http://schemas.microsoft.com/office/word/2006/wordml" xmlns:wps="http://schemas.microsoft.com/office/word/2010/wordprocessingShape" mc:Ignorable="w14 w15 w16se w16cid w16 w16cex w16sdtdh w16sdtfl w16du wp14">
   <w:body>
     <w:p>
       <w:pPr>
@@ -14,7 +14,7 @@
           <w:sz w:val="24"/>
           <w:szCs w:val="24"/>
         </w:rPr>
-        <w:t xml:space="preserve">ĐẠI HỌC PHÚ XUÂN — KHOA CÔNG NGHỆ THÔNG TIN</w:t>
+        <w:t>ĐẠI HỌC PHÚ XUÂN — KHOA CÔNG NGHỆ THÔNG TIN</w:t>
       </w:r>
     </w:p>
     <w:p>
@@ -29,7 +29,7 @@
           <w:sz w:val="32"/>
           <w:szCs w:val="32"/>
         </w:rPr>
-        <w:t xml:space="preserve">BÀI KIỂM TRA GIỮA KỲ — THỰC HÀNH</w:t>
+        <w:t>BÀI KIỂM TRA GIỮA KỲ — THỰC HÀNH</w:t>
       </w:r>
     </w:p>
     <w:p>
@@ -44,7 +44,7 @@
           <w:sz w:val="22"/>
           <w:szCs w:val="22"/>
         </w:rPr>
-        <w:t xml:space="preserve">Học phần: INT.7.18 – Web FrontEnd nâng cao · Mã đề 01</w:t>
+        <w:t>Học phần: INT.7.18 – Web FrontEnd nâng cao · Mã đề 01</w:t>
       </w:r>
     </w:p>
     <w:p>
@@ -59,7 +59,7 @@
           <w:sz w:val="24"/>
           <w:szCs w:val="24"/>
         </w:rPr>
-        <w:t xml:space="preserve">Đề tài: Ứng dụng đặt món "Quán Huế Xưa" (React 19 + Vite 6, JavaScript)</w:t>
+        <w:t>Đề tài: Ứng dụng đặt món "Quán Huế Xưa" (React 19 + Vite 6, JavaScript)</w:t>
       </w:r>
     </w:p>
     <w:p/>
@@ -75,34 +75,45 @@
           <w:sz w:val="24"/>
           <w:szCs w:val="24"/>
         </w:rPr>
-        <w:t xml:space="preserve">I. THÔNG TIN SINH VIÊN &amp; BÀI NỘP GITHUB</w:t>
+        <w:t>I. THÔNG TIN SINH VIÊN &amp; BÀI NỘP GITHUB</w:t>
       </w:r>
     </w:p>
     <w:tbl>
       <w:tblPr>
-        <w:tblW w:type="pct" w:w="5000"/>
+        <w:tblW w:w="5000" w:type="pct"/>
         <w:tblBorders>
-          <w:top w:val="single" w:color="auto" w:sz="4"/>
-          <w:left w:val="single" w:color="auto" w:sz="4"/>
-          <w:bottom w:val="single" w:color="auto" w:sz="4"/>
-          <w:right w:val="single" w:color="auto" w:sz="4"/>
-          <w:insideH w:val="single" w:color="auto" w:sz="4"/>
-          <w:insideV w:val="single" w:color="auto" w:sz="4"/>
+          <w:top w:val="single" w:sz="4" w:space="0" w:color="auto"/>
+          <w:left w:val="single" w:sz="4" w:space="0" w:color="auto"/>
+          <w:bottom w:val="single" w:sz="4" w:space="0" w:color="auto"/>
+          <w:right w:val="single" w:sz="4" w:space="0" w:color="auto"/>
+          <w:insideH w:val="single" w:sz="4" w:space="0" w:color="auto"/>
+          <w:insideV w:val="single" w:sz="4" w:space="0" w:color="auto"/>
         </w:tblBorders>
+        <w:tblCellMar>
+          <w:left w:w="10" w:type="dxa"/>
+          <w:right w:w="10" w:type="dxa"/>
+        </w:tblCellMar>
+        <w:tblLook w:val="04A0" w:firstRow="1" w:lastRow="0" w:firstColumn="1" w:lastColumn="0" w:noHBand="0" w:noVBand="1"/>
       </w:tblPr>
       <w:tblGrid>
-        <w:gridCol w:w="2708"/>
-        <w:gridCol w:w="6318"/>
+        <w:gridCol w:w="2707"/>
+        <w:gridCol w:w="6317"/>
       </w:tblGrid>
       <w:tr>
-        <w:tc>
-          <w:tcPr>
-            <w:tcW w:type="pct" w:w="1500"/>
-            <w:tcBorders>
-              <w:top w:val="single" w:color="CCCCCC" w:sz="1"/>
-              <w:left w:val="single" w:color="CCCCCC" w:sz="1"/>
-              <w:bottom w:val="single" w:color="CCCCCC" w:sz="1"/>
-              <w:right w:val="single" w:color="CCCCCC" w:sz="1"/>
+        <w:tblPrEx>
+          <w:tblCellMar>
+            <w:top w:w="0" w:type="dxa"/>
+            <w:bottom w:w="0" w:type="dxa"/>
+          </w:tblCellMar>
+        </w:tblPrEx>
+        <w:tc>
+          <w:tcPr>
+            <w:tcW w:w="1500" w:type="pct"/>
+            <w:tcBorders>
+              <w:top w:val="single" w:sz="1" w:space="0" w:color="CCCCCC"/>
+              <w:left w:val="single" w:sz="1" w:space="0" w:color="CCCCCC"/>
+              <w:bottom w:val="single" w:sz="1" w:space="0" w:color="CCCCCC"/>
+              <w:right w:val="single" w:sz="1" w:space="0" w:color="CCCCCC"/>
             </w:tcBorders>
           </w:tcPr>
           <w:p>
@@ -111,18 +122,18 @@
                 <w:b/>
                 <w:bCs/>
               </w:rPr>
-              <w:t xml:space="preserve">Họ và tên sinh viên:</w:t>
-            </w:r>
-          </w:p>
-        </w:tc>
-        <w:tc>
-          <w:tcPr>
-            <w:tcW w:type="pct" w:w="3500"/>
-            <w:tcBorders>
-              <w:top w:val="single" w:color="CCCCCC" w:sz="1"/>
-              <w:left w:val="single" w:color="CCCCCC" w:sz="1"/>
-              <w:bottom w:val="single" w:color="CCCCCC" w:sz="1"/>
-              <w:right w:val="single" w:color="CCCCCC" w:sz="1"/>
+              <w:t>Họ và tên sinh viên:</w:t>
+            </w:r>
+          </w:p>
+        </w:tc>
+        <w:tc>
+          <w:tcPr>
+            <w:tcW w:w="3500" w:type="pct"/>
+            <w:tcBorders>
+              <w:top w:val="single" w:sz="1" w:space="0" w:color="CCCCCC"/>
+              <w:left w:val="single" w:sz="1" w:space="0" w:color="CCCCCC"/>
+              <w:bottom w:val="single" w:sz="1" w:space="0" w:color="CCCCCC"/>
+              <w:right w:val="single" w:sz="1" w:space="0" w:color="CCCCCC"/>
             </w:tcBorders>
           </w:tcPr>
           <w:p>
@@ -132,19 +143,26 @@
                 <w:bCs/>
                 <w:color w:val="1A237E"/>
               </w:rPr>
-              <w:t xml:space="preserve">Lê Quang Tấn</w:t>
+              <w:t>Lê Quang Tấn</w:t>
             </w:r>
           </w:p>
         </w:tc>
       </w:tr>
       <w:tr>
-        <w:tc>
-          <w:tcPr>
-            <w:tcBorders>
-              <w:top w:val="single" w:color="CCCCCC" w:sz="1"/>
-              <w:left w:val="single" w:color="CCCCCC" w:sz="1"/>
-              <w:bottom w:val="single" w:color="CCCCCC" w:sz="1"/>
-              <w:right w:val="single" w:color="CCCCCC" w:sz="1"/>
+        <w:tblPrEx>
+          <w:tblCellMar>
+            <w:top w:w="0" w:type="dxa"/>
+            <w:bottom w:w="0" w:type="dxa"/>
+          </w:tblCellMar>
+        </w:tblPrEx>
+        <w:tc>
+          <w:tcPr>
+            <w:tcW w:w="0" w:type="auto"/>
+            <w:tcBorders>
+              <w:top w:val="single" w:sz="1" w:space="0" w:color="CCCCCC"/>
+              <w:left w:val="single" w:sz="1" w:space="0" w:color="CCCCCC"/>
+              <w:bottom w:val="single" w:sz="1" w:space="0" w:color="CCCCCC"/>
+              <w:right w:val="single" w:sz="1" w:space="0" w:color="CCCCCC"/>
             </w:tcBorders>
           </w:tcPr>
           <w:p>
@@ -153,17 +171,18 @@
                 <w:b/>
                 <w:bCs/>
               </w:rPr>
-              <w:t xml:space="preserve">Mã số sinh viên (MSSV):</w:t>
-            </w:r>
-          </w:p>
-        </w:tc>
-        <w:tc>
-          <w:tcPr>
-            <w:tcBorders>
-              <w:top w:val="single" w:color="CCCCCC" w:sz="1"/>
-              <w:left w:val="single" w:color="CCCCCC" w:sz="1"/>
-              <w:bottom w:val="single" w:color="CCCCCC" w:sz="1"/>
-              <w:right w:val="single" w:color="CCCCCC" w:sz="1"/>
+              <w:t>Mã số sinh viên (MSSV):</w:t>
+            </w:r>
+          </w:p>
+        </w:tc>
+        <w:tc>
+          <w:tcPr>
+            <w:tcW w:w="0" w:type="auto"/>
+            <w:tcBorders>
+              <w:top w:val="single" w:sz="1" w:space="0" w:color="CCCCCC"/>
+              <w:left w:val="single" w:sz="1" w:space="0" w:color="CCCCCC"/>
+              <w:bottom w:val="single" w:sz="1" w:space="0" w:color="CCCCCC"/>
+              <w:right w:val="single" w:sz="1" w:space="0" w:color="CCCCCC"/>
             </w:tcBorders>
           </w:tcPr>
           <w:p>
@@ -173,19 +192,26 @@
                 <w:bCs/>
                 <w:color w:val="D32F2F"/>
               </w:rPr>
-              <w:t xml:space="preserve">2401ITA045</w:t>
+              <w:t>2401ITA045</w:t>
             </w:r>
           </w:p>
         </w:tc>
       </w:tr>
       <w:tr>
-        <w:tc>
-          <w:tcPr>
-            <w:tcBorders>
-              <w:top w:val="single" w:color="CCCCCC" w:sz="1"/>
-              <w:left w:val="single" w:color="CCCCCC" w:sz="1"/>
-              <w:bottom w:val="single" w:color="CCCCCC" w:sz="1"/>
-              <w:right w:val="single" w:color="CCCCCC" w:sz="1"/>
+        <w:tblPrEx>
+          <w:tblCellMar>
+            <w:top w:w="0" w:type="dxa"/>
+            <w:bottom w:w="0" w:type="dxa"/>
+          </w:tblCellMar>
+        </w:tblPrEx>
+        <w:tc>
+          <w:tcPr>
+            <w:tcW w:w="0" w:type="auto"/>
+            <w:tcBorders>
+              <w:top w:val="single" w:sz="1" w:space="0" w:color="CCCCCC"/>
+              <w:left w:val="single" w:sz="1" w:space="0" w:color="CCCCCC"/>
+              <w:bottom w:val="single" w:sz="1" w:space="0" w:color="CCCCCC"/>
+              <w:right w:val="single" w:sz="1" w:space="0" w:color="CCCCCC"/>
             </w:tcBorders>
           </w:tcPr>
           <w:p>
@@ -194,34 +220,42 @@
                 <w:b/>
                 <w:bCs/>
               </w:rPr>
-              <w:t xml:space="preserve">Lớp:</w:t>
-            </w:r>
-          </w:p>
-        </w:tc>
-        <w:tc>
-          <w:tcPr>
-            <w:tcBorders>
-              <w:top w:val="single" w:color="CCCCCC" w:sz="1"/>
-              <w:left w:val="single" w:color="CCCCCC" w:sz="1"/>
-              <w:bottom w:val="single" w:color="CCCCCC" w:sz="1"/>
-              <w:right w:val="single" w:color="CCCCCC" w:sz="1"/>
-            </w:tcBorders>
-          </w:tcPr>
-          <w:p>
-            <w:r>
-              <w:t xml:space="preserve">CNTT</w:t>
+              <w:t>Lớp:</w:t>
+            </w:r>
+          </w:p>
+        </w:tc>
+        <w:tc>
+          <w:tcPr>
+            <w:tcW w:w="0" w:type="auto"/>
+            <w:tcBorders>
+              <w:top w:val="single" w:sz="1" w:space="0" w:color="CCCCCC"/>
+              <w:left w:val="single" w:sz="1" w:space="0" w:color="CCCCCC"/>
+              <w:bottom w:val="single" w:sz="1" w:space="0" w:color="CCCCCC"/>
+              <w:right w:val="single" w:sz="1" w:space="0" w:color="CCCCCC"/>
+            </w:tcBorders>
+          </w:tcPr>
+          <w:p>
+            <w:r>
+              <w:t>CNTT</w:t>
             </w:r>
           </w:p>
         </w:tc>
       </w:tr>
       <w:tr>
-        <w:tc>
-          <w:tcPr>
-            <w:tcBorders>
-              <w:top w:val="single" w:color="CCCCCC" w:sz="1"/>
-              <w:left w:val="single" w:color="CCCCCC" w:sz="1"/>
-              <w:bottom w:val="single" w:color="CCCCCC" w:sz="1"/>
-              <w:right w:val="single" w:color="CCCCCC" w:sz="1"/>
+        <w:tblPrEx>
+          <w:tblCellMar>
+            <w:top w:w="0" w:type="dxa"/>
+            <w:bottom w:w="0" w:type="dxa"/>
+          </w:tblCellMar>
+        </w:tblPrEx>
+        <w:tc>
+          <w:tcPr>
+            <w:tcW w:w="0" w:type="auto"/>
+            <w:tcBorders>
+              <w:top w:val="single" w:sz="1" w:space="0" w:color="CCCCCC"/>
+              <w:left w:val="single" w:sz="1" w:space="0" w:color="CCCCCC"/>
+              <w:bottom w:val="single" w:sz="1" w:space="0" w:color="CCCCCC"/>
+              <w:right w:val="single" w:sz="1" w:space="0" w:color="CCCCCC"/>
             </w:tcBorders>
           </w:tcPr>
           <w:p>
@@ -230,17 +264,18 @@
                 <w:b/>
                 <w:bCs/>
               </w:rPr>
-              <w:t xml:space="preserve">Nhánh làm bài Git:</w:t>
-            </w:r>
-          </w:p>
-        </w:tc>
-        <w:tc>
-          <w:tcPr>
-            <w:tcBorders>
-              <w:top w:val="single" w:color="CCCCCC" w:sz="1"/>
-              <w:left w:val="single" w:color="CCCCCC" w:sz="1"/>
-              <w:bottom w:val="single" w:color="CCCCCC" w:sz="1"/>
-              <w:right w:val="single" w:color="CCCCCC" w:sz="1"/>
+              <w:t>Nhánh làm bài Git:</w:t>
+            </w:r>
+          </w:p>
+        </w:tc>
+        <w:tc>
+          <w:tcPr>
+            <w:tcW w:w="0" w:type="auto"/>
+            <w:tcBorders>
+              <w:top w:val="single" w:sz="1" w:space="0" w:color="CCCCCC"/>
+              <w:left w:val="single" w:sz="1" w:space="0" w:color="CCCCCC"/>
+              <w:bottom w:val="single" w:sz="1" w:space="0" w:color="CCCCCC"/>
+              <w:right w:val="single" w:sz="1" w:space="0" w:color="CCCCCC"/>
             </w:tcBorders>
           </w:tcPr>
           <w:p>
@@ -249,19 +284,26 @@
                 <w:b/>
                 <w:bCs/>
               </w:rPr>
-              <w:t xml:space="preserve">giuaky/2401ITA045</w:t>
+              <w:t>giuaky/2401ITA045</w:t>
             </w:r>
           </w:p>
         </w:tc>
       </w:tr>
       <w:tr>
-        <w:tc>
-          <w:tcPr>
-            <w:tcBorders>
-              <w:top w:val="single" w:color="CCCCCC" w:sz="1"/>
-              <w:left w:val="single" w:color="CCCCCC" w:sz="1"/>
-              <w:bottom w:val="single" w:color="CCCCCC" w:sz="1"/>
-              <w:right w:val="single" w:color="CCCCCC" w:sz="1"/>
+        <w:tblPrEx>
+          <w:tblCellMar>
+            <w:top w:w="0" w:type="dxa"/>
+            <w:bottom w:w="0" w:type="dxa"/>
+          </w:tblCellMar>
+        </w:tblPrEx>
+        <w:tc>
+          <w:tcPr>
+            <w:tcW w:w="0" w:type="auto"/>
+            <w:tcBorders>
+              <w:top w:val="single" w:sz="1" w:space="0" w:color="CCCCCC"/>
+              <w:left w:val="single" w:sz="1" w:space="0" w:color="CCCCCC"/>
+              <w:bottom w:val="single" w:sz="1" w:space="0" w:color="CCCCCC"/>
+              <w:right w:val="single" w:sz="1" w:space="0" w:color="CCCCCC"/>
             </w:tcBorders>
           </w:tcPr>
           <w:p>
@@ -270,17 +312,18 @@
                 <w:b/>
                 <w:bCs/>
               </w:rPr>
-              <w:t xml:space="preserve">Tiêu đề Pull Request:</w:t>
-            </w:r>
-          </w:p>
-        </w:tc>
-        <w:tc>
-          <w:tcPr>
-            <w:tcBorders>
-              <w:top w:val="single" w:color="CCCCCC" w:sz="1"/>
-              <w:left w:val="single" w:color="CCCCCC" w:sz="1"/>
-              <w:bottom w:val="single" w:color="CCCCCC" w:sz="1"/>
-              <w:right w:val="single" w:color="CCCCCC" w:sz="1"/>
+              <w:t>Tiêu đề Pull Request:</w:t>
+            </w:r>
+          </w:p>
+        </w:tc>
+        <w:tc>
+          <w:tcPr>
+            <w:tcW w:w="0" w:type="auto"/>
+            <w:tcBorders>
+              <w:top w:val="single" w:sz="1" w:space="0" w:color="CCCCCC"/>
+              <w:left w:val="single" w:sz="1" w:space="0" w:color="CCCCCC"/>
+              <w:bottom w:val="single" w:sz="1" w:space="0" w:color="CCCCCC"/>
+              <w:right w:val="single" w:sz="1" w:space="0" w:color="CCCCCC"/>
             </w:tcBorders>
           </w:tcPr>
           <w:p>
@@ -289,19 +332,26 @@
                 <w:b/>
                 <w:bCs/>
               </w:rPr>
-              <w:t xml:space="preserve">[Giữa kỳ] 2401ITA045 - Lê Quang Tấn</w:t>
+              <w:t>[Giữa kỳ] 2401ITA045 - Lê Quang Tấn</w:t>
             </w:r>
           </w:p>
         </w:tc>
       </w:tr>
       <w:tr>
-        <w:tc>
-          <w:tcPr>
-            <w:tcBorders>
-              <w:top w:val="single" w:color="CCCCCC" w:sz="1"/>
-              <w:left w:val="single" w:color="CCCCCC" w:sz="1"/>
-              <w:bottom w:val="single" w:color="CCCCCC" w:sz="1"/>
-              <w:right w:val="single" w:color="CCCCCC" w:sz="1"/>
+        <w:tblPrEx>
+          <w:tblCellMar>
+            <w:top w:w="0" w:type="dxa"/>
+            <w:bottom w:w="0" w:type="dxa"/>
+          </w:tblCellMar>
+        </w:tblPrEx>
+        <w:tc>
+          <w:tcPr>
+            <w:tcW w:w="0" w:type="auto"/>
+            <w:tcBorders>
+              <w:top w:val="single" w:sz="1" w:space="0" w:color="CCCCCC"/>
+              <w:left w:val="single" w:sz="1" w:space="0" w:color="CCCCCC"/>
+              <w:bottom w:val="single" w:sz="1" w:space="0" w:color="CCCCCC"/>
+              <w:right w:val="single" w:sz="1" w:space="0" w:color="CCCCCC"/>
             </w:tcBorders>
           </w:tcPr>
           <w:p>
@@ -310,17 +360,18 @@
                 <w:b/>
                 <w:bCs/>
               </w:rPr>
-              <w:t xml:space="preserve">Link GitHub bài nộp:</w:t>
-            </w:r>
-          </w:p>
-        </w:tc>
-        <w:tc>
-          <w:tcPr>
-            <w:tcBorders>
-              <w:top w:val="single" w:color="CCCCCC" w:sz="1"/>
-              <w:left w:val="single" w:color="CCCCCC" w:sz="1"/>
-              <w:bottom w:val="single" w:color="CCCCCC" w:sz="1"/>
-              <w:right w:val="single" w:color="CCCCCC" w:sz="1"/>
+              <w:t>Link GitHub bài nộp:</w:t>
+            </w:r>
+          </w:p>
+        </w:tc>
+        <w:tc>
+          <w:tcPr>
+            <w:tcW w:w="0" w:type="auto"/>
+            <w:tcBorders>
+              <w:top w:val="single" w:sz="1" w:space="0" w:color="CCCCCC"/>
+              <w:left w:val="single" w:sz="1" w:space="0" w:color="CCCCCC"/>
+              <w:bottom w:val="single" w:sz="1" w:space="0" w:color="CCCCCC"/>
+              <w:right w:val="single" w:sz="1" w:space="0" w:color="CCCCCC"/>
             </w:tcBorders>
           </w:tcPr>
           <w:p>
@@ -330,7 +381,7 @@
                 <w:iCs/>
                 <w:color w:val="1565C0"/>
               </w:rPr>
-              <w:t xml:space="preserve">https://github.com/lqtan1/phu-xuan-react (hoặc repo bài nộp Quán Huế Xưa)</w:t>
+              <w:t>https://github.com/lqtan1/quan-hue-xua-2401ITA045</w:t>
             </w:r>
           </w:p>
         </w:tc>
@@ -349,7 +400,7 @@
           <w:sz w:val="24"/>
           <w:szCs w:val="24"/>
         </w:rPr>
-        <w:t xml:space="preserve">II. KẾT QUẢ TRIỂN KHAI VÀ DEMO TỪNG CÂU</w:t>
+        <w:t>II. KẾT QUẢ TRIỂN KHAI VÀ DEMO TỪNG CÂU</w:t>
       </w:r>
     </w:p>
     <w:p>
@@ -362,7 +413,7 @@
           <w:bCs/>
           <w:color w:val="7B1FA2"/>
         </w:rPr>
-        <w:t xml:space="preserve">1. Câu 1 (1,5 điểm): Biến môi trường, component, kết xuất danh sách</w:t>
+        <w:t>1. Câu 1 (1,5 điểm): Biến môi trường, component, kết xuất danh sách</w:t>
       </w:r>
     </w:p>
     <w:p>
@@ -374,7 +425,7 @@
         <w:t xml:space="preserve">• C1.1: </w:t>
       </w:r>
       <w:r>
-        <w:t xml:space="preserve">Tạo tệp .env khai báo VITE_TEN_QUAN=Quán Huế Xưa. Trong Header.jsx đọc biến bằng import.meta.env.VITE_TEN_QUAN và hiển thị trong thẻ &lt;h1&gt;. Không viết cứng tên quán trong mã. Đã commit tệp .env.</w:t>
+        <w:t>Tạo tệp .env khai báo VITE_TEN_QUAN=Quán Huế Xưa. Trong Header.jsx đọc biến bằng import.meta.env.VITE_TEN_QUAN và hiển thị trong thẻ &lt;h1&gt;. Không viết cứng tên quán trong mã. Đã commit tệp .env.</w:t>
       </w:r>
     </w:p>
     <w:p>
@@ -386,7 +437,7 @@
         <w:t xml:space="preserve">• C1.2: </w:t>
       </w:r>
       <w:r>
-        <w:t xml:space="preserve">Trong MonAnCard.jsx hiển thị mô tả món, giá tiền định dạng qua hàm dinhDangGia() (ví dụ: "45.000 đ"). Khi món hết hàng (daHet=true), hiển thị nhãn màu đỏ "Hết món" trong thẻ &lt;span className="het-mon"&gt;Hết món&lt;/span&gt; (đã áp dụng cho Bánh bột lọc và Chè bắp).</w:t>
+        <w:t>Trong MonAnCard.jsx hiển thị mô tả món, giá tiền định dạng qua hàm dinhDangGia() (ví dụ: "45.000 đ"). Khi món hết hàng (daHet=true), hiển thị nhãn màu đỏ "Hết món" trong thẻ &lt;span className="het-mon"&gt;Hết món&lt;/span&gt; (đã áp dụng cho Bánh bột lọc và Chè bắp).</w:t>
       </w:r>
     </w:p>
     <w:p>
@@ -398,7 +449,7 @@
         <w:t xml:space="preserve">• C1.3: </w:t>
       </w:r>
       <w:r>
-        <w:t xml:space="preserve">Trong DanhSachMon.jsx kết xuất toàn bộ 8 món ăn trong dsMon bằng phương thức .map(), sử dụng key duy nhất là mon.id. Truyền đầy đủ các props mon, dangChon, onChon, onDat xuống MonAnCard.</w:t>
+        <w:t>Trong DanhSachMon.jsx kết xuất toàn bộ 8 món ăn trong dsMon bằng phương thức .map(), sử dụng key duy nhất là mon.id. Truyền đầy đủ các props mon, dangChon, onChon, onDat xuống MonAnCard.</w:t>
       </w:r>
     </w:p>
     <w:p>
@@ -411,7 +462,52 @@
         <w:t xml:space="preserve">=&gt; Kết quả demo: </w:t>
       </w:r>
       <w:r>
-        <w:t xml:space="preserve">Tiêu đề trang hiển thị đúng "Quán Huế Xưa", đủ 8 thẻ món ăn, thẻ Bánh bột lọc và Chè bắp có nhãn đỏ "Hết món".</w:t>
+        <w:t>Tiêu đề trang hiển thị đúng "Quán Huế Xưa", đủ 8 thẻ món ăn, thẻ Bánh bột lọc và Chè bắp có nhãn đỏ "Hết món".</w:t>
+      </w:r>
+    </w:p>
+    <w:p>
+      <w:r>
+        <w:drawing>
+          <wp:inline distT="0" distB="0" distL="0" distR="0" wp14:anchorId="2422E4E7" wp14:editId="010553B4">
+            <wp:extent cx="5731510" cy="3582193"/>
+            <wp:effectExtent l="0" t="0" r="2540" b="0"/>
+            <wp:docPr id="643720932" name="Picture 1"/>
+            <wp:cNvGraphicFramePr>
+              <a:graphicFrameLocks xmlns:a="http://schemas.openxmlformats.org/drawingml/2006/main" noChangeAspect="1"/>
+            </wp:cNvGraphicFramePr>
+            <a:graphic xmlns:a="http://schemas.openxmlformats.org/drawingml/2006/main">
+              <a:graphicData uri="http://schemas.openxmlformats.org/drawingml/2006/picture">
+                <pic:pic xmlns:pic="http://schemas.openxmlformats.org/drawingml/2006/picture">
+                  <pic:nvPicPr>
+                    <pic:cNvPr id="643720932" name="Picture 1"/>
+                    <pic:cNvPicPr/>
+                  </pic:nvPicPr>
+                  <pic:blipFill>
+                    <a:blip r:embed="rId5" cstate="print">
+                      <a:extLst>
+                        <a:ext uri="{28A0092B-C50C-407E-A947-70E740481C1C}">
+                          <a14:useLocalDpi xmlns:a14="http://schemas.microsoft.com/office/drawing/2010/main" val="0"/>
+                        </a:ext>
+                      </a:extLst>
+                    </a:blip>
+                    <a:stretch>
+                      <a:fillRect/>
+                    </a:stretch>
+                  </pic:blipFill>
+                  <pic:spPr>
+                    <a:xfrm>
+                      <a:off x="0" y="0"/>
+                      <a:ext cx="5731510" cy="3582193"/>
+                    </a:xfrm>
+                    <a:prstGeom prst="rect">
+                      <a:avLst/>
+                    </a:prstGeom>
+                  </pic:spPr>
+                </pic:pic>
+              </a:graphicData>
+            </a:graphic>
+          </wp:inline>
+        </w:drawing>
       </w:r>
     </w:p>
     <w:p/>
@@ -425,7 +521,7 @@
           <w:bCs/>
           <w:color w:val="7B1FA2"/>
         </w:rPr>
-        <w:t xml:space="preserve">2. Câu 2 (2,5 điểm): State, sự kiện, nâng trạng thái lên cha</w:t>
+        <w:t>2. Câu 2 (2,5 điểm): State, sự kiện, nâng trạng thái lên cha</w:t>
       </w:r>
     </w:p>
     <w:p>
@@ -437,7 +533,7 @@
         <w:t xml:space="preserve">• C2.1: </w:t>
       </w:r>
       <w:r>
-        <w:t xml:space="preserve">Trong MonAnCard.jsx có nút "Đặt món". Nút bị vô hiệu hóa (disabled) khi món đã hết hàng. Nhấn nút gọi callback onDat(mon.id).</w:t>
+        <w:t>Trong MonAnCard.jsx có nút "Đặt món". Nút bị vô hiệu hóa (disabled) khi món đã hết hàng. Nhấn nút gọi callback onDat(mon.id).</w:t>
       </w:r>
     </w:p>
     <w:p>
@@ -449,19 +545,20 @@
         <w:t xml:space="preserve">• C2.2: </w:t>
       </w:r>
       <w:r>
-        <w:t xml:space="preserve">Trong App.jsx quản lý state gio là mảng các đối tượng { id, soLuong }. Hàm datMon(id) kiểm tra nếu món chưa có thì thêm { id, soLuong: 1 }, nếu đã có thì tăng soLuong thêm 1 (không sinh dòng mới). Đảm bảo tính bất biến (immutable update) bằng phương thức .map() và toán tử spread.</w:t>
-      </w:r>
-    </w:p>
-    <w:p>
-      <w:r>
-        <w:rPr>
-          <w:b/>
-          <w:bCs/>
-        </w:rPr>
+        <w:t>Trong App.jsx quản lý state gio là mảng các đối tượng { id, soLuong }. Hàm datMon(id) kiểm tra nếu món chưa có thì thêm { id, soLuong: 1 }, nếu đã có thì tăng soLuong thêm 1 (không sinh dòng mới). Đảm bảo tính bất biến (immutable update) bằng phương thức .map() và toán tử spread.</w:t>
+      </w:r>
+    </w:p>
+    <w:p>
+      <w:r>
+        <w:rPr>
+          <w:b/>
+          <w:bCs/>
+        </w:rPr>
+        <w:lastRenderedPageBreak/>
         <w:t xml:space="preserve">• C2.3: </w:t>
       </w:r>
       <w:r>
-        <w:t xml:space="preserve">Biến tongPhan được tính toán trực tiếp từ gio bằng gio.reduce((tong, item) =&gt; tong + item.soLuong, 0), KHÔNG tạo state riêng nhằm tuân thủ nguyên tắc Single Source of Truth. Giá trị hiển thị tại thẻ &lt;span data-testid="tong-phan"&gt; ở Header.</w:t>
+        <w:t>Biến tongPhan được tính toán trực tiếp từ gio bằng gio.reduce((tong, item) =&gt; tong + item.soLuong, 0), KHÔNG tạo state riêng nhằm tuân thủ nguyên tắc Single Source of Truth. Giá trị hiển thị tại thẻ &lt;span data-testid="tong-phan"&gt; ở Header.</w:t>
       </w:r>
     </w:p>
     <w:p>
@@ -473,7 +570,7 @@
         <w:t xml:space="preserve">• C2.4: </w:t>
       </w:r>
       <w:r>
-        <w:t xml:space="preserve">Bấm vào thẻ món thì lưu id món đang chọn bằng state idDangChon tại App, thẻ có thêm class "dang-chon" (viền xanh). Tại nút "Đặt món", sử dụng e.stopPropagation() để chặn sự kiện nổi bọt, đảm bảo khi bấm "Đặt món" không làm thay đổi thẻ đang được chọn.</w:t>
+        <w:t>Bấm vào thẻ món thì lưu id món đang chọn bằng state idDangChon tại App, thẻ có thêm class "dang-chon" (viền xanh). Tại nút "Đặt món", sử dụng e.stopPropagation() để chặn sự kiện nổi bọt, đảm bảo khi bấm "Đặt món" không làm thay đổi thẻ đang được chọn.</w:t>
       </w:r>
     </w:p>
     <w:p>
@@ -486,7 +583,46 @@
         <w:t xml:space="preserve">=&gt; Kết quả demo: </w:t>
       </w:r>
       <w:r>
-        <w:t xml:space="preserve">Đặt Bún bò Huế 2 lần, Bánh bèo 1 lần: Header hiển thị "Giỏ: [3] phần", Giỏ hàng hiển thị đúng 2 dòng với định dạng chuẩn. Bấm chọn thẻ Bánh bèo rồi bấm Đặt món ở Nem lụi: viền xanh vẫn giữ nguyên ở Bánh bèo.</w:t>
+        <w:t>Đặt Bún bò Huế 2 lần, Bánh bèo 1 lần: Header hiển thị "Giỏ: [3] phần", Giỏ hàng hiển thị đúng 2 dòng với định dạng chuẩn. Bấm chọn thẻ Bánh bèo rồi bấm Đặt món ở Nem lụi: viền xanh vẫn giữ nguyên ở Bánh bèo.</w:t>
+      </w:r>
+    </w:p>
+    <w:p>
+      <w:r>
+        <w:drawing>
+          <wp:inline distT="0" distB="0" distL="0" distR="0" wp14:anchorId="2ACDC5E1" wp14:editId="1C7480F5">
+            <wp:extent cx="5731510" cy="3582035"/>
+            <wp:effectExtent l="0" t="0" r="2540" b="0"/>
+            <wp:docPr id="2130863104" name="Picture 1"/>
+            <wp:cNvGraphicFramePr>
+              <a:graphicFrameLocks xmlns:a="http://schemas.openxmlformats.org/drawingml/2006/main" noChangeAspect="1"/>
+            </wp:cNvGraphicFramePr>
+            <a:graphic xmlns:a="http://schemas.openxmlformats.org/drawingml/2006/main">
+              <a:graphicData uri="http://schemas.openxmlformats.org/drawingml/2006/picture">
+                <pic:pic xmlns:pic="http://schemas.openxmlformats.org/drawingml/2006/picture">
+                  <pic:nvPicPr>
+                    <pic:cNvPr id="2130863104" name=""/>
+                    <pic:cNvPicPr/>
+                  </pic:nvPicPr>
+                  <pic:blipFill>
+                    <a:blip r:embed="rId6"/>
+                    <a:stretch>
+                      <a:fillRect/>
+                    </a:stretch>
+                  </pic:blipFill>
+                  <pic:spPr>
+                    <a:xfrm>
+                      <a:off x="0" y="0"/>
+                      <a:ext cx="5731510" cy="3582035"/>
+                    </a:xfrm>
+                    <a:prstGeom prst="rect">
+                      <a:avLst/>
+                    </a:prstGeom>
+                  </pic:spPr>
+                </pic:pic>
+              </a:graphicData>
+            </a:graphic>
+          </wp:inline>
+        </w:drawing>
       </w:r>
     </w:p>
     <w:p/>
@@ -500,7 +636,7 @@
           <w:bCs/>
           <w:color w:val="7B1FA2"/>
         </w:rPr>
-        <w:t xml:space="preserve">3. Câu 3 (2,5 điểm): Hook: useMemo, useEffect, useRef, hook tùy biến</w:t>
+        <w:t>3. Câu 3 (2,5 điểm): Hook: useMemo, useEffect, useRef, hook tùy biến</w:t>
       </w:r>
     </w:p>
     <w:p>
@@ -512,7 +648,7 @@
         <w:t xml:space="preserve">• C3.1: </w:t>
       </w:r>
       <w:r>
-        <w:t xml:space="preserve">Trong GioHang.jsx sử dụng hook useMemo để tính tongTien, dependencies là [gio, dsMon]. Khi giỏ rỗng (gio.length === 0) hiển thị đúng thông báo "Giỏ hàng trống" thay cho danh sách.</w:t>
+        <w:t>Trong GioHang.jsx sử dụng hook useMemo để tính tongTien, dependencies là [gio, dsMon]. Khi giỏ rỗng (gio.length === 0) hiển thị đúng thông báo "Giỏ hàng trống" thay cho danh sách.</w:t>
       </w:r>
     </w:p>
     <w:p>
@@ -524,7 +660,7 @@
         <w:t xml:space="preserve">• C3.2: </w:t>
       </w:r>
       <w:r>
-        <w:t xml:space="preserve">Trong App.jsx dùng useEffect đồng bộ document.title: khi giỏ có món hiển thị "(${tongPhan}) ${tenQuan}", khi giỏ rỗng trở về tên quán "${tenQuan}".</w:t>
+        <w:t>Trong App.jsx dùng useEffect đồng bộ document.title: khi giỏ có món hiển thị "(${tongPhan}) ${tenQuan}", khi giỏ rỗng trở về tên quán "${tenQuan}".</w:t>
       </w:r>
     </w:p>
     <w:p>
@@ -536,7 +672,7 @@
         <w:t xml:space="preserve">• C3.3: </w:t>
       </w:r>
       <w:r>
-        <w:t xml:space="preserve">Xây dựng custom hook useLocalStorage(khoa, giaTriDau) trong hooks/useLocalStorage.js. Đọc dữ liệu với cơ chế khởi tạo lười (lazy initialization: useState(() =&gt; ...)), bọc try/catch chống sập ứng dụng khi dữ liệu JSON lỗi. Sử dụng useEffect để tự động lưu lại vào localStorage khi state thay đổi. Chuyển state giỏ hàng ở App sang useLocalStorage("gio-hang", []).</w:t>
+        <w:t>Xây dựng custom hook useLocalStorage(khoa, giaTriDau) trong hooks/useLocalStorage.js. Đọc dữ liệu với cơ chế khởi tạo lười (lazy initialization: useState(() =&gt; ...)), bọc try/catch chống sập ứng dụng khi dữ liệu JSON lỗi. Sử dụng useEffect để tự động lưu lại vào localStorage khi state thay đổi. Chuyển state giỏ hàng ở App sang useLocalStorage("gio-hang", []).</w:t>
       </w:r>
     </w:p>
     <w:p>
@@ -548,7 +684,7 @@
         <w:t xml:space="preserve">• C3.4: </w:t>
       </w:r>
       <w:r>
-        <w:t xml:space="preserve">Trong FormDatMon.jsx sử dụng useRef và useEffect(..., []) để tự động kích hoạt con trỏ nhấp nháy (focus) vào ô "Họ tên" ngay khi trang/form vừa hiển thị.</w:t>
+        <w:t>Trong FormDatMon.jsx sử dụng useRef và useEffect(..., []) để tự động kích hoạt con trỏ nhấp nháy (focus) vào ô "Họ tên" ngay khi trang/form vừa hiển thị.</w:t>
       </w:r>
     </w:p>
     <w:p>
@@ -561,10 +697,157 @@
         <w:t xml:space="preserve">=&gt; Kết quả demo: </w:t>
       </w:r>
       <w:r>
-        <w:t xml:space="preserve">Đồng bộ tiêu đề tab mượt mà; tải lại trang (F5) giỏ hàng vẫn giữ nguyên không mất; vừa mở trang con trỏ đã nằm sẵn ở ô Họ tên.</w:t>
+        <w:t>Đồng bộ tiêu đề tab mượt mà; tải lại trang (F5) giỏ hàng vẫn giữ nguyên không mất; vừa mở trang con trỏ đã nằm sẵn ở ô Họ tên.</w:t>
       </w:r>
     </w:p>
     <w:p/>
+    <w:p>
+      <w:pPr>
+        <w:pStyle w:val="Heading2"/>
+        <w:rPr>
+          <w:b/>
+          <w:bCs/>
+          <w:color w:val="7B1FA2"/>
+        </w:rPr>
+      </w:pPr>
+      <w:r>
+        <w:rPr>
+          <w:b/>
+          <w:bCs/>
+          <w:color w:val="7B1FA2"/>
+        </w:rPr>
+        <w:t>4. Câu 4 (2,5 điểm): Biểu mẫu có kiểm soát, thành phần kết hợp, đặt lại bằng key</w:t>
+      </w:r>
+    </w:p>
+    <w:p>
+      <w:r>
+        <w:lastRenderedPageBreak/>
+        <w:drawing>
+          <wp:inline distT="0" distB="0" distL="0" distR="0" wp14:anchorId="4CE8B307" wp14:editId="1F7C5CEB">
+            <wp:extent cx="5731510" cy="5066665"/>
+            <wp:effectExtent l="0" t="0" r="2540" b="635"/>
+            <wp:docPr id="1991033462" name="Picture 1"/>
+            <wp:cNvGraphicFramePr>
+              <a:graphicFrameLocks xmlns:a="http://schemas.openxmlformats.org/drawingml/2006/main" noChangeAspect="1"/>
+            </wp:cNvGraphicFramePr>
+            <a:graphic xmlns:a="http://schemas.openxmlformats.org/drawingml/2006/main">
+              <a:graphicData uri="http://schemas.openxmlformats.org/drawingml/2006/picture">
+                <pic:pic xmlns:pic="http://schemas.openxmlformats.org/drawingml/2006/picture">
+                  <pic:nvPicPr>
+                    <pic:cNvPr id="1991033462" name=""/>
+                    <pic:cNvPicPr/>
+                  </pic:nvPicPr>
+                  <pic:blipFill>
+                    <a:blip r:embed="rId7"/>
+                    <a:stretch>
+                      <a:fillRect/>
+                    </a:stretch>
+                  </pic:blipFill>
+                  <pic:spPr>
+                    <a:xfrm>
+                      <a:off x="0" y="0"/>
+                      <a:ext cx="5731510" cy="5066665"/>
+                    </a:xfrm>
+                    <a:prstGeom prst="rect">
+                      <a:avLst/>
+                    </a:prstGeom>
+                  </pic:spPr>
+                </pic:pic>
+              </a:graphicData>
+            </a:graphic>
+          </wp:inline>
+        </w:drawing>
+      </w:r>
+    </w:p>
+    <w:p>
+      <w:r>
+        <w:rPr>
+          <w:b/>
+          <w:bCs/>
+        </w:rPr>
+        <w:t xml:space="preserve">• C4.1: </w:t>
+      </w:r>
+      <w:r>
+        <w:t>Xây dựng FormDatMon là controlled component (state formData và loi). Kiểm tra hợp lệ từng ô khi rời ô (onBlur) và cả 2 ô khi nhấn gửi (onSubmit). Báo lỗi chính xác: "Họ tên cần ít nhất 2 ký tự" và "Số điện thoại gồm 10 chữ số, bắt đầu bằng 0" trong thẻ &lt;p className="loi" role="alert"&gt;. Dữ liệu gửi đi được cắt khoảng trắng hai đầu bằng .trim().</w:t>
+      </w:r>
+    </w:p>
+    <w:p>
+      <w:r>
+        <w:rPr>
+          <w:b/>
+          <w:bCs/>
+        </w:rPr>
+        <w:t xml:space="preserve">• C4.2: </w:t>
+      </w:r>
+      <w:r>
+        <w:t>Thành phần Khung.jsx nhận prop hanhDong (JSX slot) đặt cạnh tiêu đề h2. Trong App.jsx truyền nút "Xóa giỏ hàng" để người dùng dễ dàng làm rỗng giỏ hàng.</w:t>
+      </w:r>
+    </w:p>
+    <w:p>
+      <w:r>
+        <w:rPr>
+          <w:b/>
+          <w:bCs/>
+        </w:rPr>
+        <w:t xml:space="preserve">• C4.3: </w:t>
+      </w:r>
+      <w:r>
+        <w:t>Nút "Gửi đơn" chỉ bấm được khi choPhepGui=true (tương ứng gio.length &gt; 0). Khi gửi đơn hợp lệ: hiển thị thông báo "Đã nhận đơn của &lt;Họ tên&gt;" trong thẻ &lt;p role="status"&gt;, làm rỗng giỏ hàng, và đặt lại form hoàn toàn về trạng thái ban đầu bằng kỹ thuật thay đổi thuộc tính key (key={formKey}).</w:t>
+      </w:r>
+    </w:p>
+    <w:p>
+      <w:r>
+        <w:rPr>
+          <w:b/>
+          <w:bCs/>
+          <w:color w:val="2E7D32"/>
+        </w:rPr>
+        <w:t xml:space="preserve">=&gt; Kết quả demo: </w:t>
+      </w:r>
+      <w:r>
+        <w:t>Khi form trống bấm Gửi đơn hiện ngay 2 dòng lỗi đỏ; nhập thông tin hợp lệ nhấn Gửi đơn -&gt; hiện thông báo thành công màu xanh lá, giỏ hàng về 0 và các ô nhập trở về trống.</w:t>
+      </w:r>
+    </w:p>
+    <w:p>
+      <w:r>
+        <w:lastRenderedPageBreak/>
+        <w:drawing>
+          <wp:inline distT="0" distB="0" distL="0" distR="0" wp14:anchorId="3109D643" wp14:editId="0CBA5D25">
+            <wp:extent cx="5731510" cy="5171440"/>
+            <wp:effectExtent l="0" t="0" r="2540" b="0"/>
+            <wp:docPr id="190216803" name="Picture 1"/>
+            <wp:cNvGraphicFramePr>
+              <a:graphicFrameLocks xmlns:a="http://schemas.openxmlformats.org/drawingml/2006/main" noChangeAspect="1"/>
+            </wp:cNvGraphicFramePr>
+            <a:graphic xmlns:a="http://schemas.openxmlformats.org/drawingml/2006/main">
+              <a:graphicData uri="http://schemas.openxmlformats.org/drawingml/2006/picture">
+                <pic:pic xmlns:pic="http://schemas.openxmlformats.org/drawingml/2006/picture">
+                  <pic:nvPicPr>
+                    <pic:cNvPr id="190216803" name=""/>
+                    <pic:cNvPicPr/>
+                  </pic:nvPicPr>
+                  <pic:blipFill>
+                    <a:blip r:embed="rId8"/>
+                    <a:stretch>
+                      <a:fillRect/>
+                    </a:stretch>
+                  </pic:blipFill>
+                  <pic:spPr>
+                    <a:xfrm>
+                      <a:off x="0" y="0"/>
+                      <a:ext cx="5731510" cy="5171440"/>
+                    </a:xfrm>
+                    <a:prstGeom prst="rect">
+                      <a:avLst/>
+                    </a:prstGeom>
+                  </pic:spPr>
+                </pic:pic>
+              </a:graphicData>
+            </a:graphic>
+          </wp:inline>
+        </w:drawing>
+      </w:r>
+    </w:p>
     <w:p>
       <w:pPr>
         <w:pStyle w:val="Heading2"/>
@@ -575,70 +858,7 @@
           <w:bCs/>
           <w:color w:val="7B1FA2"/>
         </w:rPr>
-        <w:t xml:space="preserve">4. Câu 4 (2,5 điểm): Biểu mẫu có kiểm soát, thành phần kết hợp, đặt lại bằng key</w:t>
-      </w:r>
-    </w:p>
-    <w:p>
-      <w:r>
-        <w:rPr>
-          <w:b/>
-          <w:bCs/>
-        </w:rPr>
-        <w:t xml:space="preserve">• C4.1: </w:t>
-      </w:r>
-      <w:r>
-        <w:t xml:space="preserve">Xây dựng FormDatMon là controlled component (state formData và loi). Kiểm tra hợp lệ từng ô khi rời ô (onBlur) và cả 2 ô khi nhấn gửi (onSubmit). Báo lỗi chính xác: "Họ tên cần ít nhất 2 ký tự" và "Số điện thoại gồm 10 chữ số, bắt đầu bằng 0" trong thẻ &lt;p className="loi" role="alert"&gt;. Dữ liệu gửi đi được cắt khoảng trắng hai đầu bằng .trim().</w:t>
-      </w:r>
-    </w:p>
-    <w:p>
-      <w:r>
-        <w:rPr>
-          <w:b/>
-          <w:bCs/>
-        </w:rPr>
-        <w:t xml:space="preserve">• C4.2: </w:t>
-      </w:r>
-      <w:r>
-        <w:t xml:space="preserve">Thành phần Khung.jsx nhận prop hanhDong (JSX slot) đặt cạnh tiêu đề h2. Trong App.jsx truyền nút "Xóa giỏ hàng" để người dùng dễ dàng làm rỗng giỏ hàng.</w:t>
-      </w:r>
-    </w:p>
-    <w:p>
-      <w:r>
-        <w:rPr>
-          <w:b/>
-          <w:bCs/>
-        </w:rPr>
-        <w:t xml:space="preserve">• C4.3: </w:t>
-      </w:r>
-      <w:r>
-        <w:t xml:space="preserve">Nút "Gửi đơn" chỉ bấm được khi choPhepGui=true (tương ứng gio.length &gt; 0). Khi gửi đơn hợp lệ: hiển thị thông báo "Đã nhận đơn của &lt;Họ tên&gt;" trong thẻ &lt;p role="status"&gt;, làm rỗng giỏ hàng, và đặt lại form hoàn toàn về trạng thái ban đầu bằng kỹ thuật thay đổi thuộc tính key (key={formKey}).</w:t>
-      </w:r>
-    </w:p>
-    <w:p>
-      <w:r>
-        <w:rPr>
-          <w:b/>
-          <w:bCs/>
-          <w:color w:val="2E7D32"/>
-        </w:rPr>
-        <w:t xml:space="preserve">=&gt; Kết quả demo: </w:t>
-      </w:r>
-      <w:r>
-        <w:t xml:space="preserve">Khi form trống bấm Gửi đơn hiện ngay 2 dòng lỗi đỏ; nhập thông tin hợp lệ nhấn Gửi đơn -&gt; hiện thông báo thành công màu xanh lá, giỏ hàng về 0 và các ô nhập trở về trống.</w:t>
-      </w:r>
-    </w:p>
-    <w:p/>
-    <w:p>
-      <w:pPr>
-        <w:pStyle w:val="Heading2"/>
-      </w:pPr>
-      <w:r>
-        <w:rPr>
-          <w:b/>
-          <w:bCs/>
-          <w:color w:val="7B1FA2"/>
-        </w:rPr>
-        <w:t xml:space="preserve">5. Câu 5 (1,0 điểm): Git và quy trình nộp bài</w:t>
+        <w:t>5. Câu 5 (1,0 điểm): Git và quy trình nộp bài</w:t>
       </w:r>
     </w:p>
     <w:p>
@@ -650,7 +870,7 @@
         <w:t xml:space="preserve">• Nhánh Git: </w:t>
       </w:r>
       <w:r>
-        <w:t xml:space="preserve">Làm việc nghiêm túc trên nhánh giuaky/2401ITA045 tách từ nhánh main.</w:t>
+        <w:t>Làm việc nghiêm túc trên nhánh giuaky/2401ITA045 tách từ nhánh main.</w:t>
       </w:r>
     </w:p>
     <w:p>
@@ -662,7 +882,7 @@
         <w:t xml:space="preserve">• Lịch sử commit: </w:t>
       </w:r>
       <w:r>
-        <w:t xml:space="preserve">Gồm các commit có nội dung mô tả mạch lạc, theo đúng trình tự phát triển từng câu:</w:t>
+        <w:t>Gồm các commit có nội dung mô tả mạch lạc, theo đúng trình tự phát triển từng câu:</w:t>
       </w:r>
     </w:p>
     <w:p>
@@ -671,13 +891,7 @@
           <w:i/>
           <w:iCs/>
         </w:rPr>
-        <w:t xml:space="preserve">  1. Khoi tao ma nguon de thi giua ky - Quan Hue Xua
-  2. Chuan bi: dien thong tin
-  3. Cau 1: bien moi truong, component va hien thi danh sach mon
-  4. Cau 2: quan ly state gio hang va nang trang thai len App
-  5. Cau 3: useMemo tong tien, useEffect document title va custom hook useLocalStorage
-  6. Cau 4: form kiem chung va gui don
-  7. Cau 5: cap nhat README tu danh gia va hoan thien bai nop</w:t>
+        <w:t xml:space="preserve">  1. Khoi tao ma nguon de thi giua ky - Quan Hue Xua   2. Chuan bi: dien thong tin   3. Cau 1: bien moi truong, component va hien thi danh sach mon   4. Cau 2: quan ly state gio hang va nang trang thai len App   5. Cau 3: useMemo tong tien, useEffect document title va custom hook useLocalStorage   6. Cau 4: form kiem chung va gui don   7. Cau 5: cap nhat README tu danh gia va hoan thien bai nop</w:t>
       </w:r>
     </w:p>
     <w:p>
@@ -689,7 +903,7 @@
         <w:t xml:space="preserve">• Khai báo sử dụng AI: </w:t>
       </w:r>
       <w:r>
-        <w:t xml:space="preserve">Đã khai báo trung thực trong README.md: Có tham khảo và hỗ trợ tra cứu các phần cú pháp regex số điện thoại, bọc try/catch chống sập ở khởi tạo lười useLocalStorage và e.stopPropagation() chặn nổi bọt sự kiện. Toàn bộ logic và kiến thức đều do sinh viên nắm vững và sẵn sàng vấn đáp.</w:t>
+        <w:t>Đã khai báo trung thực trong README.md: Có tham khảo và hỗ trợ tra cứu các phần cú pháp regex số điện thoại, bọc try/catch chống sập ở khởi tạo lười useLocalStorage và e.stopPropagation() chặn nổi bọt sự kiện. Toàn bộ logic và kiến thức đều do sinh viên nắm vững và sẵn sàng vấn đáp.</w:t>
       </w:r>
     </w:p>
     <w:p/>
@@ -705,37 +919,49 @@
           <w:sz w:val="24"/>
           <w:szCs w:val="24"/>
         </w:rPr>
-        <w:t xml:space="preserve">III. BẢNG NGHIỆM THU KỊCH BẢN TỰ KIỂM TRA (PHỤ LỤC A)</w:t>
+        <w:t>III. BẢNG NGHIỆM THU KỊCH BẢN TỰ KIỂM TRA (PHỤ LỤC A)</w:t>
       </w:r>
     </w:p>
     <w:tbl>
       <w:tblPr>
-        <w:tblW w:type="pct" w:w="5000"/>
+        <w:tblW w:w="5000" w:type="pct"/>
         <w:tblBorders>
-          <w:top w:val="single" w:color="auto" w:sz="4"/>
-          <w:left w:val="single" w:color="auto" w:sz="4"/>
-          <w:bottom w:val="single" w:color="auto" w:sz="4"/>
-          <w:right w:val="single" w:color="auto" w:sz="4"/>
-          <w:insideH w:val="single" w:color="auto" w:sz="4"/>
-          <w:insideV w:val="single" w:color="auto" w:sz="4"/>
+          <w:top w:val="single" w:sz="4" w:space="0" w:color="auto"/>
+          <w:left w:val="single" w:sz="4" w:space="0" w:color="auto"/>
+          <w:bottom w:val="single" w:sz="4" w:space="0" w:color="auto"/>
+          <w:right w:val="single" w:sz="4" w:space="0" w:color="auto"/>
+          <w:insideH w:val="single" w:sz="4" w:space="0" w:color="auto"/>
+          <w:insideV w:val="single" w:sz="4" w:space="0" w:color="auto"/>
         </w:tblBorders>
+        <w:tblCellMar>
+          <w:left w:w="10" w:type="dxa"/>
+          <w:right w:w="10" w:type="dxa"/>
+        </w:tblCellMar>
+        <w:tblLook w:val="04A0" w:firstRow="1" w:lastRow="0" w:firstColumn="1" w:lastColumn="0" w:noHBand="0" w:noVBand="1"/>
       </w:tblPr>
       <w:tblGrid>
-        <w:gridCol w:w="2257"/>
-        <w:gridCol w:w="2257"/>
-        <w:gridCol w:w="2257"/>
-        <w:gridCol w:w="2257"/>
+        <w:gridCol w:w="473"/>
+        <w:gridCol w:w="2937"/>
+        <w:gridCol w:w="4755"/>
+        <w:gridCol w:w="859"/>
       </w:tblGrid>
       <w:tr>
-        <w:tc>
-          <w:tcPr>
-            <w:tcBorders>
-              <w:top w:val="single" w:color="CCCCCC" w:sz="1"/>
-              <w:left w:val="single" w:color="CCCCCC" w:sz="1"/>
-              <w:bottom w:val="single" w:color="CCCCCC" w:sz="1"/>
-              <w:right w:val="single" w:color="CCCCCC" w:sz="1"/>
-            </w:tcBorders>
-            <w:shd w:fill="7B1FA2" w:color="auto" w:val="clear"/>
+        <w:tblPrEx>
+          <w:tblCellMar>
+            <w:top w:w="0" w:type="dxa"/>
+            <w:bottom w:w="0" w:type="dxa"/>
+          </w:tblCellMar>
+        </w:tblPrEx>
+        <w:tc>
+          <w:tcPr>
+            <w:tcW w:w="0" w:type="auto"/>
+            <w:tcBorders>
+              <w:top w:val="single" w:sz="1" w:space="0" w:color="CCCCCC"/>
+              <w:left w:val="single" w:sz="1" w:space="0" w:color="CCCCCC"/>
+              <w:bottom w:val="single" w:sz="1" w:space="0" w:color="CCCCCC"/>
+              <w:right w:val="single" w:sz="1" w:space="0" w:color="CCCCCC"/>
+            </w:tcBorders>
+            <w:shd w:val="clear" w:color="auto" w:fill="7B1FA2"/>
           </w:tcPr>
           <w:p>
             <w:r>
@@ -744,19 +970,20 @@
                 <w:bCs/>
                 <w:color w:val="FFFFFF"/>
               </w:rPr>
-              <w:t xml:space="preserve">Bước</w:t>
-            </w:r>
-          </w:p>
-        </w:tc>
-        <w:tc>
-          <w:tcPr>
-            <w:tcBorders>
-              <w:top w:val="single" w:color="CCCCCC" w:sz="1"/>
-              <w:left w:val="single" w:color="CCCCCC" w:sz="1"/>
-              <w:bottom w:val="single" w:color="CCCCCC" w:sz="1"/>
-              <w:right w:val="single" w:color="CCCCCC" w:sz="1"/>
-            </w:tcBorders>
-            <w:shd w:fill="7B1FA2" w:color="auto" w:val="clear"/>
+              <w:t>Bước</w:t>
+            </w:r>
+          </w:p>
+        </w:tc>
+        <w:tc>
+          <w:tcPr>
+            <w:tcW w:w="0" w:type="auto"/>
+            <w:tcBorders>
+              <w:top w:val="single" w:sz="1" w:space="0" w:color="CCCCCC"/>
+              <w:left w:val="single" w:sz="1" w:space="0" w:color="CCCCCC"/>
+              <w:bottom w:val="single" w:sz="1" w:space="0" w:color="CCCCCC"/>
+              <w:right w:val="single" w:sz="1" w:space="0" w:color="CCCCCC"/>
+            </w:tcBorders>
+            <w:shd w:val="clear" w:color="auto" w:fill="7B1FA2"/>
           </w:tcPr>
           <w:p>
             <w:r>
@@ -765,19 +992,20 @@
                 <w:bCs/>
                 <w:color w:val="FFFFFF"/>
               </w:rPr>
-              <w:t xml:space="preserve">Thao tác kiểm tra</w:t>
-            </w:r>
-          </w:p>
-        </w:tc>
-        <w:tc>
-          <w:tcPr>
-            <w:tcBorders>
-              <w:top w:val="single" w:color="CCCCCC" w:sz="1"/>
-              <w:left w:val="single" w:color="CCCCCC" w:sz="1"/>
-              <w:bottom w:val="single" w:color="CCCCCC" w:sz="1"/>
-              <w:right w:val="single" w:color="CCCCCC" w:sz="1"/>
-            </w:tcBorders>
-            <w:shd w:fill="7B1FA2" w:color="auto" w:val="clear"/>
+              <w:t>Thao tác kiểm tra</w:t>
+            </w:r>
+          </w:p>
+        </w:tc>
+        <w:tc>
+          <w:tcPr>
+            <w:tcW w:w="0" w:type="auto"/>
+            <w:tcBorders>
+              <w:top w:val="single" w:sz="1" w:space="0" w:color="CCCCCC"/>
+              <w:left w:val="single" w:sz="1" w:space="0" w:color="CCCCCC"/>
+              <w:bottom w:val="single" w:sz="1" w:space="0" w:color="CCCCCC"/>
+              <w:right w:val="single" w:sz="1" w:space="0" w:color="CCCCCC"/>
+            </w:tcBorders>
+            <w:shd w:val="clear" w:color="auto" w:fill="7B1FA2"/>
           </w:tcPr>
           <w:p>
             <w:r>
@@ -786,19 +1014,20 @@
                 <w:bCs/>
                 <w:color w:val="FFFFFF"/>
               </w:rPr>
-              <w:t xml:space="preserve">Kết quả mong đợi</w:t>
-            </w:r>
-          </w:p>
-        </w:tc>
-        <w:tc>
-          <w:tcPr>
-            <w:tcBorders>
-              <w:top w:val="single" w:color="CCCCCC" w:sz="1"/>
-              <w:left w:val="single" w:color="CCCCCC" w:sz="1"/>
-              <w:bottom w:val="single" w:color="CCCCCC" w:sz="1"/>
-              <w:right w:val="single" w:color="CCCCCC" w:sz="1"/>
-            </w:tcBorders>
-            <w:shd w:fill="7B1FA2" w:color="auto" w:val="clear"/>
+              <w:t>Kết quả mong đợi</w:t>
+            </w:r>
+          </w:p>
+        </w:tc>
+        <w:tc>
+          <w:tcPr>
+            <w:tcW w:w="0" w:type="auto"/>
+            <w:tcBorders>
+              <w:top w:val="single" w:sz="1" w:space="0" w:color="CCCCCC"/>
+              <w:left w:val="single" w:sz="1" w:space="0" w:color="CCCCCC"/>
+              <w:bottom w:val="single" w:sz="1" w:space="0" w:color="CCCCCC"/>
+              <w:right w:val="single" w:sz="1" w:space="0" w:color="CCCCCC"/>
+            </w:tcBorders>
+            <w:shd w:val="clear" w:color="auto" w:fill="7B1FA2"/>
           </w:tcPr>
           <w:p>
             <w:r>
@@ -807,64 +1036,74 @@
                 <w:bCs/>
                 <w:color w:val="FFFFFF"/>
               </w:rPr>
-              <w:t xml:space="preserve">Kết quả thực tế</w:t>
+              <w:t>Kết quả thực tế</w:t>
             </w:r>
           </w:p>
         </w:tc>
       </w:tr>
       <w:tr>
-        <w:tc>
-          <w:tcPr>
-            <w:tcBorders>
-              <w:top w:val="single" w:color="CCCCCC" w:sz="1"/>
-              <w:left w:val="single" w:color="CCCCCC" w:sz="1"/>
-              <w:bottom w:val="single" w:color="CCCCCC" w:sz="1"/>
-              <w:right w:val="single" w:color="CCCCCC" w:sz="1"/>
-            </w:tcBorders>
-          </w:tcPr>
-          <w:p>
-            <w:r>
-              <w:t xml:space="preserve">1</w:t>
-            </w:r>
-          </w:p>
-        </w:tc>
-        <w:tc>
-          <w:tcPr>
-            <w:tcBorders>
-              <w:top w:val="single" w:color="CCCCCC" w:sz="1"/>
-              <w:left w:val="single" w:color="CCCCCC" w:sz="1"/>
-              <w:bottom w:val="single" w:color="CCCCCC" w:sz="1"/>
-              <w:right w:val="single" w:color="CCCCCC" w:sz="1"/>
-            </w:tcBorders>
-          </w:tcPr>
-          <w:p>
-            <w:r>
-              <w:t xml:space="preserve">Mở trang lần đầu (giỏ trống)</w:t>
-            </w:r>
-          </w:p>
-        </w:tc>
-        <w:tc>
-          <w:tcPr>
-            <w:tcBorders>
-              <w:top w:val="single" w:color="CCCCCC" w:sz="1"/>
-              <w:left w:val="single" w:color="CCCCCC" w:sz="1"/>
-              <w:bottom w:val="single" w:color="CCCCCC" w:sz="1"/>
-              <w:right w:val="single" w:color="CCCCCC" w:sz="1"/>
-            </w:tcBorders>
-          </w:tcPr>
-          <w:p>
-            <w:r>
-              <w:t xml:space="preserve">Tiêu đề = "Quán Huế Xưa"; Header: Giỏ: 0 phần; "Giỏ hàng trống"; nút "Gửi đơn" bị mờ; con trỏ ở ô Họ tên</w:t>
-            </w:r>
-          </w:p>
-        </w:tc>
-        <w:tc>
-          <w:tcPr>
-            <w:tcBorders>
-              <w:top w:val="single" w:color="CCCCCC" w:sz="1"/>
-              <w:left w:val="single" w:color="CCCCCC" w:sz="1"/>
-              <w:bottom w:val="single" w:color="CCCCCC" w:sz="1"/>
-              <w:right w:val="single" w:color="CCCCCC" w:sz="1"/>
+        <w:tblPrEx>
+          <w:tblCellMar>
+            <w:top w:w="0" w:type="dxa"/>
+            <w:bottom w:w="0" w:type="dxa"/>
+          </w:tblCellMar>
+        </w:tblPrEx>
+        <w:tc>
+          <w:tcPr>
+            <w:tcW w:w="0" w:type="auto"/>
+            <w:tcBorders>
+              <w:top w:val="single" w:sz="1" w:space="0" w:color="CCCCCC"/>
+              <w:left w:val="single" w:sz="1" w:space="0" w:color="CCCCCC"/>
+              <w:bottom w:val="single" w:sz="1" w:space="0" w:color="CCCCCC"/>
+              <w:right w:val="single" w:sz="1" w:space="0" w:color="CCCCCC"/>
+            </w:tcBorders>
+          </w:tcPr>
+          <w:p>
+            <w:r>
+              <w:t>1</w:t>
+            </w:r>
+          </w:p>
+        </w:tc>
+        <w:tc>
+          <w:tcPr>
+            <w:tcW w:w="0" w:type="auto"/>
+            <w:tcBorders>
+              <w:top w:val="single" w:sz="1" w:space="0" w:color="CCCCCC"/>
+              <w:left w:val="single" w:sz="1" w:space="0" w:color="CCCCCC"/>
+              <w:bottom w:val="single" w:sz="1" w:space="0" w:color="CCCCCC"/>
+              <w:right w:val="single" w:sz="1" w:space="0" w:color="CCCCCC"/>
+            </w:tcBorders>
+          </w:tcPr>
+          <w:p>
+            <w:r>
+              <w:t>Mở trang lần đầu (giỏ trống)</w:t>
+            </w:r>
+          </w:p>
+        </w:tc>
+        <w:tc>
+          <w:tcPr>
+            <w:tcW w:w="0" w:type="auto"/>
+            <w:tcBorders>
+              <w:top w:val="single" w:sz="1" w:space="0" w:color="CCCCCC"/>
+              <w:left w:val="single" w:sz="1" w:space="0" w:color="CCCCCC"/>
+              <w:bottom w:val="single" w:sz="1" w:space="0" w:color="CCCCCC"/>
+              <w:right w:val="single" w:sz="1" w:space="0" w:color="CCCCCC"/>
+            </w:tcBorders>
+          </w:tcPr>
+          <w:p>
+            <w:r>
+              <w:t>Tiêu đề = "Quán Huế Xưa"; Header: Giỏ: 0 phần; "Giỏ hàng trống"; nút "Gửi đơn" bị mờ; con trỏ ở ô Họ tên</w:t>
+            </w:r>
+          </w:p>
+        </w:tc>
+        <w:tc>
+          <w:tcPr>
+            <w:tcW w:w="0" w:type="auto"/>
+            <w:tcBorders>
+              <w:top w:val="single" w:sz="1" w:space="0" w:color="CCCCCC"/>
+              <w:left w:val="single" w:sz="1" w:space="0" w:color="CCCCCC"/>
+              <w:bottom w:val="single" w:sz="1" w:space="0" w:color="CCCCCC"/>
+              <w:right w:val="single" w:sz="1" w:space="0" w:color="CCCCCC"/>
             </w:tcBorders>
           </w:tcPr>
           <w:p>
@@ -874,64 +1113,74 @@
                 <w:bCs/>
                 <w:color w:val="2E7D32"/>
               </w:rPr>
-              <w:t xml:space="preserve">ĐẠT</w:t>
+              <w:t>ĐẠT</w:t>
             </w:r>
           </w:p>
         </w:tc>
       </w:tr>
       <w:tr>
-        <w:tc>
-          <w:tcPr>
-            <w:tcBorders>
-              <w:top w:val="single" w:color="CCCCCC" w:sz="1"/>
-              <w:left w:val="single" w:color="CCCCCC" w:sz="1"/>
-              <w:bottom w:val="single" w:color="CCCCCC" w:sz="1"/>
-              <w:right w:val="single" w:color="CCCCCC" w:sz="1"/>
-            </w:tcBorders>
-          </w:tcPr>
-          <w:p>
-            <w:r>
-              <w:t xml:space="preserve">2</w:t>
-            </w:r>
-          </w:p>
-        </w:tc>
-        <w:tc>
-          <w:tcPr>
-            <w:tcBorders>
-              <w:top w:val="single" w:color="CCCCCC" w:sz="1"/>
-              <w:left w:val="single" w:color="CCCCCC" w:sz="1"/>
-              <w:bottom w:val="single" w:color="CCCCCC" w:sz="1"/>
-              <w:right w:val="single" w:color="CCCCCC" w:sz="1"/>
-            </w:tcBorders>
-          </w:tcPr>
-          <w:p>
-            <w:r>
-              <w:t xml:space="preserve">Đặt Bún bò Huế 2 lần, Bánh bèo 1 lần</w:t>
-            </w:r>
-          </w:p>
-        </w:tc>
-        <w:tc>
-          <w:tcPr>
-            <w:tcBorders>
-              <w:top w:val="single" w:color="CCCCCC" w:sz="1"/>
-              <w:left w:val="single" w:color="CCCCCC" w:sz="1"/>
-              <w:bottom w:val="single" w:color="CCCCCC" w:sz="1"/>
-              <w:right w:val="single" w:color="CCCCCC" w:sz="1"/>
-            </w:tcBorders>
-          </w:tcPr>
-          <w:p>
-            <w:r>
-              <w:t xml:space="preserve">Header 3 phần; hai dòng trong giỏ; tổng 120.000 đ; tab trình duyệt "(3) Quán Huế Xưa"</w:t>
-            </w:r>
-          </w:p>
-        </w:tc>
-        <w:tc>
-          <w:tcPr>
-            <w:tcBorders>
-              <w:top w:val="single" w:color="CCCCCC" w:sz="1"/>
-              <w:left w:val="single" w:color="CCCCCC" w:sz="1"/>
-              <w:bottom w:val="single" w:color="CCCCCC" w:sz="1"/>
-              <w:right w:val="single" w:color="CCCCCC" w:sz="1"/>
+        <w:tblPrEx>
+          <w:tblCellMar>
+            <w:top w:w="0" w:type="dxa"/>
+            <w:bottom w:w="0" w:type="dxa"/>
+          </w:tblCellMar>
+        </w:tblPrEx>
+        <w:tc>
+          <w:tcPr>
+            <w:tcW w:w="0" w:type="auto"/>
+            <w:tcBorders>
+              <w:top w:val="single" w:sz="1" w:space="0" w:color="CCCCCC"/>
+              <w:left w:val="single" w:sz="1" w:space="0" w:color="CCCCCC"/>
+              <w:bottom w:val="single" w:sz="1" w:space="0" w:color="CCCCCC"/>
+              <w:right w:val="single" w:sz="1" w:space="0" w:color="CCCCCC"/>
+            </w:tcBorders>
+          </w:tcPr>
+          <w:p>
+            <w:r>
+              <w:t>2</w:t>
+            </w:r>
+          </w:p>
+        </w:tc>
+        <w:tc>
+          <w:tcPr>
+            <w:tcW w:w="0" w:type="auto"/>
+            <w:tcBorders>
+              <w:top w:val="single" w:sz="1" w:space="0" w:color="CCCCCC"/>
+              <w:left w:val="single" w:sz="1" w:space="0" w:color="CCCCCC"/>
+              <w:bottom w:val="single" w:sz="1" w:space="0" w:color="CCCCCC"/>
+              <w:right w:val="single" w:sz="1" w:space="0" w:color="CCCCCC"/>
+            </w:tcBorders>
+          </w:tcPr>
+          <w:p>
+            <w:r>
+              <w:t>Đặt Bún bò Huế 2 lần, Bánh bèo 1 lần</w:t>
+            </w:r>
+          </w:p>
+        </w:tc>
+        <w:tc>
+          <w:tcPr>
+            <w:tcW w:w="0" w:type="auto"/>
+            <w:tcBorders>
+              <w:top w:val="single" w:sz="1" w:space="0" w:color="CCCCCC"/>
+              <w:left w:val="single" w:sz="1" w:space="0" w:color="CCCCCC"/>
+              <w:bottom w:val="single" w:sz="1" w:space="0" w:color="CCCCCC"/>
+              <w:right w:val="single" w:sz="1" w:space="0" w:color="CCCCCC"/>
+            </w:tcBorders>
+          </w:tcPr>
+          <w:p>
+            <w:r>
+              <w:t>Header 3 phần; hai dòng trong giỏ; tổng 120.000 đ; tab trình duyệt "(3) Quán Huế Xưa"</w:t>
+            </w:r>
+          </w:p>
+        </w:tc>
+        <w:tc>
+          <w:tcPr>
+            <w:tcW w:w="0" w:type="auto"/>
+            <w:tcBorders>
+              <w:top w:val="single" w:sz="1" w:space="0" w:color="CCCCCC"/>
+              <w:left w:val="single" w:sz="1" w:space="0" w:color="CCCCCC"/>
+              <w:bottom w:val="single" w:sz="1" w:space="0" w:color="CCCCCC"/>
+              <w:right w:val="single" w:sz="1" w:space="0" w:color="CCCCCC"/>
             </w:tcBorders>
           </w:tcPr>
           <w:p>
@@ -941,64 +1190,74 @@
                 <w:bCs/>
                 <w:color w:val="2E7D32"/>
               </w:rPr>
-              <w:t xml:space="preserve">ĐẠT</w:t>
+              <w:t>ĐẠT</w:t>
             </w:r>
           </w:p>
         </w:tc>
       </w:tr>
       <w:tr>
-        <w:tc>
-          <w:tcPr>
-            <w:tcBorders>
-              <w:top w:val="single" w:color="CCCCCC" w:sz="1"/>
-              <w:left w:val="single" w:color="CCCCCC" w:sz="1"/>
-              <w:bottom w:val="single" w:color="CCCCCC" w:sz="1"/>
-              <w:right w:val="single" w:color="CCCCCC" w:sz="1"/>
-            </w:tcBorders>
-          </w:tcPr>
-          <w:p>
-            <w:r>
-              <w:t xml:space="preserve">3</w:t>
-            </w:r>
-          </w:p>
-        </w:tc>
-        <w:tc>
-          <w:tcPr>
-            <w:tcBorders>
-              <w:top w:val="single" w:color="CCCCCC" w:sz="1"/>
-              <w:left w:val="single" w:color="CCCCCC" w:sz="1"/>
-              <w:bottom w:val="single" w:color="CCCCCC" w:sz="1"/>
-              <w:right w:val="single" w:color="CCCCCC" w:sz="1"/>
-            </w:tcBorders>
-          </w:tcPr>
-          <w:p>
-            <w:r>
-              <w:t xml:space="preserve">Nhấn F5 tải lại trang</w:t>
-            </w:r>
-          </w:p>
-        </w:tc>
-        <w:tc>
-          <w:tcPr>
-            <w:tcBorders>
-              <w:top w:val="single" w:color="CCCCCC" w:sz="1"/>
-              <w:left w:val="single" w:color="CCCCCC" w:sz="1"/>
-              <w:bottom w:val="single" w:color="CCCCCC" w:sz="1"/>
-              <w:right w:val="single" w:color="CCCCCC" w:sz="1"/>
-            </w:tcBorders>
-          </w:tcPr>
-          <w:p>
-            <w:r>
-              <w:t xml:space="preserve">Giỏ vẫn còn đủ 3 món và tổng 120.000 đ nhờ useLocalStorage</w:t>
-            </w:r>
-          </w:p>
-        </w:tc>
-        <w:tc>
-          <w:tcPr>
-            <w:tcBorders>
-              <w:top w:val="single" w:color="CCCCCC" w:sz="1"/>
-              <w:left w:val="single" w:color="CCCCCC" w:sz="1"/>
-              <w:bottom w:val="single" w:color="CCCCCC" w:sz="1"/>
-              <w:right w:val="single" w:color="CCCCCC" w:sz="1"/>
+        <w:tblPrEx>
+          <w:tblCellMar>
+            <w:top w:w="0" w:type="dxa"/>
+            <w:bottom w:w="0" w:type="dxa"/>
+          </w:tblCellMar>
+        </w:tblPrEx>
+        <w:tc>
+          <w:tcPr>
+            <w:tcW w:w="0" w:type="auto"/>
+            <w:tcBorders>
+              <w:top w:val="single" w:sz="1" w:space="0" w:color="CCCCCC"/>
+              <w:left w:val="single" w:sz="1" w:space="0" w:color="CCCCCC"/>
+              <w:bottom w:val="single" w:sz="1" w:space="0" w:color="CCCCCC"/>
+              <w:right w:val="single" w:sz="1" w:space="0" w:color="CCCCCC"/>
+            </w:tcBorders>
+          </w:tcPr>
+          <w:p>
+            <w:r>
+              <w:t>3</w:t>
+            </w:r>
+          </w:p>
+        </w:tc>
+        <w:tc>
+          <w:tcPr>
+            <w:tcW w:w="0" w:type="auto"/>
+            <w:tcBorders>
+              <w:top w:val="single" w:sz="1" w:space="0" w:color="CCCCCC"/>
+              <w:left w:val="single" w:sz="1" w:space="0" w:color="CCCCCC"/>
+              <w:bottom w:val="single" w:sz="1" w:space="0" w:color="CCCCCC"/>
+              <w:right w:val="single" w:sz="1" w:space="0" w:color="CCCCCC"/>
+            </w:tcBorders>
+          </w:tcPr>
+          <w:p>
+            <w:r>
+              <w:t>Nhấn F5 tải lại trang</w:t>
+            </w:r>
+          </w:p>
+        </w:tc>
+        <w:tc>
+          <w:tcPr>
+            <w:tcW w:w="0" w:type="auto"/>
+            <w:tcBorders>
+              <w:top w:val="single" w:sz="1" w:space="0" w:color="CCCCCC"/>
+              <w:left w:val="single" w:sz="1" w:space="0" w:color="CCCCCC"/>
+              <w:bottom w:val="single" w:sz="1" w:space="0" w:color="CCCCCC"/>
+              <w:right w:val="single" w:sz="1" w:space="0" w:color="CCCCCC"/>
+            </w:tcBorders>
+          </w:tcPr>
+          <w:p>
+            <w:r>
+              <w:t>Giỏ vẫn còn đủ 3 món và tổng 120.000 đ nhờ useLocalStorage</w:t>
+            </w:r>
+          </w:p>
+        </w:tc>
+        <w:tc>
+          <w:tcPr>
+            <w:tcW w:w="0" w:type="auto"/>
+            <w:tcBorders>
+              <w:top w:val="single" w:sz="1" w:space="0" w:color="CCCCCC"/>
+              <w:left w:val="single" w:sz="1" w:space="0" w:color="CCCCCC"/>
+              <w:bottom w:val="single" w:sz="1" w:space="0" w:color="CCCCCC"/>
+              <w:right w:val="single" w:sz="1" w:space="0" w:color="CCCCCC"/>
             </w:tcBorders>
           </w:tcPr>
           <w:p>
@@ -1008,64 +1267,74 @@
                 <w:bCs/>
                 <w:color w:val="2E7D32"/>
               </w:rPr>
-              <w:t xml:space="preserve">ĐẠT</w:t>
+              <w:t>ĐẠT</w:t>
             </w:r>
           </w:p>
         </w:tc>
       </w:tr>
       <w:tr>
-        <w:tc>
-          <w:tcPr>
-            <w:tcBorders>
-              <w:top w:val="single" w:color="CCCCCC" w:sz="1"/>
-              <w:left w:val="single" w:color="CCCCCC" w:sz="1"/>
-              <w:bottom w:val="single" w:color="CCCCCC" w:sz="1"/>
-              <w:right w:val="single" w:color="CCCCCC" w:sz="1"/>
-            </w:tcBorders>
-          </w:tcPr>
-          <w:p>
-            <w:r>
-              <w:t xml:space="preserve">4</w:t>
-            </w:r>
-          </w:p>
-        </w:tc>
-        <w:tc>
-          <w:tcPr>
-            <w:tcBorders>
-              <w:top w:val="single" w:color="CCCCCC" w:sz="1"/>
-              <w:left w:val="single" w:color="CCCCCC" w:sz="1"/>
-              <w:bottom w:val="single" w:color="CCCCCC" w:sz="1"/>
-              <w:right w:val="single" w:color="CCCCCC" w:sz="1"/>
-            </w:tcBorders>
-          </w:tcPr>
-          <w:p>
-            <w:r>
-              <w:t xml:space="preserve">Bấm vào thẻ Bánh bèo, rồi bấm "Đặt món" ở thẻ Nem lụi</w:t>
-            </w:r>
-          </w:p>
-        </w:tc>
-        <w:tc>
-          <w:tcPr>
-            <w:tcBorders>
-              <w:top w:val="single" w:color="CCCCCC" w:sz="1"/>
-              <w:left w:val="single" w:color="CCCCCC" w:sz="1"/>
-              <w:bottom w:val="single" w:color="CCCCCC" w:sz="1"/>
-              <w:right w:val="single" w:color="CCCCCC" w:sz="1"/>
-            </w:tcBorders>
-          </w:tcPr>
-          <w:p>
-            <w:r>
-              <w:t xml:space="preserve">Viền chọn vẫn ở Bánh bèo; giỏ tăng thêm Nem lụi</w:t>
-            </w:r>
-          </w:p>
-        </w:tc>
-        <w:tc>
-          <w:tcPr>
-            <w:tcBorders>
-              <w:top w:val="single" w:color="CCCCCC" w:sz="1"/>
-              <w:left w:val="single" w:color="CCCCCC" w:sz="1"/>
-              <w:bottom w:val="single" w:color="CCCCCC" w:sz="1"/>
-              <w:right w:val="single" w:color="CCCCCC" w:sz="1"/>
+        <w:tblPrEx>
+          <w:tblCellMar>
+            <w:top w:w="0" w:type="dxa"/>
+            <w:bottom w:w="0" w:type="dxa"/>
+          </w:tblCellMar>
+        </w:tblPrEx>
+        <w:tc>
+          <w:tcPr>
+            <w:tcW w:w="0" w:type="auto"/>
+            <w:tcBorders>
+              <w:top w:val="single" w:sz="1" w:space="0" w:color="CCCCCC"/>
+              <w:left w:val="single" w:sz="1" w:space="0" w:color="CCCCCC"/>
+              <w:bottom w:val="single" w:sz="1" w:space="0" w:color="CCCCCC"/>
+              <w:right w:val="single" w:sz="1" w:space="0" w:color="CCCCCC"/>
+            </w:tcBorders>
+          </w:tcPr>
+          <w:p>
+            <w:r>
+              <w:t>4</w:t>
+            </w:r>
+          </w:p>
+        </w:tc>
+        <w:tc>
+          <w:tcPr>
+            <w:tcW w:w="0" w:type="auto"/>
+            <w:tcBorders>
+              <w:top w:val="single" w:sz="1" w:space="0" w:color="CCCCCC"/>
+              <w:left w:val="single" w:sz="1" w:space="0" w:color="CCCCCC"/>
+              <w:bottom w:val="single" w:sz="1" w:space="0" w:color="CCCCCC"/>
+              <w:right w:val="single" w:sz="1" w:space="0" w:color="CCCCCC"/>
+            </w:tcBorders>
+          </w:tcPr>
+          <w:p>
+            <w:r>
+              <w:t>Bấm vào thẻ Bánh bèo, rồi bấm "Đặt món" ở thẻ Nem lụi</w:t>
+            </w:r>
+          </w:p>
+        </w:tc>
+        <w:tc>
+          <w:tcPr>
+            <w:tcW w:w="0" w:type="auto"/>
+            <w:tcBorders>
+              <w:top w:val="single" w:sz="1" w:space="0" w:color="CCCCCC"/>
+              <w:left w:val="single" w:sz="1" w:space="0" w:color="CCCCCC"/>
+              <w:bottom w:val="single" w:sz="1" w:space="0" w:color="CCCCCC"/>
+              <w:right w:val="single" w:sz="1" w:space="0" w:color="CCCCCC"/>
+            </w:tcBorders>
+          </w:tcPr>
+          <w:p>
+            <w:r>
+              <w:t>Viền chọn vẫn ở Bánh bèo; giỏ tăng thêm Nem lụi</w:t>
+            </w:r>
+          </w:p>
+        </w:tc>
+        <w:tc>
+          <w:tcPr>
+            <w:tcW w:w="0" w:type="auto"/>
+            <w:tcBorders>
+              <w:top w:val="single" w:sz="1" w:space="0" w:color="CCCCCC"/>
+              <w:left w:val="single" w:sz="1" w:space="0" w:color="CCCCCC"/>
+              <w:bottom w:val="single" w:sz="1" w:space="0" w:color="CCCCCC"/>
+              <w:right w:val="single" w:sz="1" w:space="0" w:color="CCCCCC"/>
             </w:tcBorders>
           </w:tcPr>
           <w:p>
@@ -1075,64 +1344,74 @@
                 <w:bCs/>
                 <w:color w:val="2E7D32"/>
               </w:rPr>
-              <w:t xml:space="preserve">ĐẠT</w:t>
+              <w:t>ĐẠT</w:t>
             </w:r>
           </w:p>
         </w:tc>
       </w:tr>
       <w:tr>
-        <w:tc>
-          <w:tcPr>
-            <w:tcBorders>
-              <w:top w:val="single" w:color="CCCCCC" w:sz="1"/>
-              <w:left w:val="single" w:color="CCCCCC" w:sz="1"/>
-              <w:bottom w:val="single" w:color="CCCCCC" w:sz="1"/>
-              <w:right w:val="single" w:color="CCCCCC" w:sz="1"/>
-            </w:tcBorders>
-          </w:tcPr>
-          <w:p>
-            <w:r>
-              <w:t xml:space="preserve">5</w:t>
-            </w:r>
-          </w:p>
-        </w:tc>
-        <w:tc>
-          <w:tcPr>
-            <w:tcBorders>
-              <w:top w:val="single" w:color="CCCCCC" w:sz="1"/>
-              <w:left w:val="single" w:color="CCCCCC" w:sz="1"/>
-              <w:bottom w:val="single" w:color="CCCCCC" w:sz="1"/>
-              <w:right w:val="single" w:color="CCCCCC" w:sz="1"/>
-            </w:tcBorders>
-          </w:tcPr>
-          <w:p>
-            <w:r>
-              <w:t xml:space="preserve">Bấm nút "Đặt món" của Bánh bột lọc / Chè bắp</w:t>
-            </w:r>
-          </w:p>
-        </w:tc>
-        <w:tc>
-          <w:tcPr>
-            <w:tcBorders>
-              <w:top w:val="single" w:color="CCCCCC" w:sz="1"/>
-              <w:left w:val="single" w:color="CCCCCC" w:sz="1"/>
-              <w:bottom w:val="single" w:color="CCCCCC" w:sz="1"/>
-              <w:right w:val="single" w:color="CCCCCC" w:sz="1"/>
-            </w:tcBorders>
-          </w:tcPr>
-          <w:p>
-            <w:r>
-              <w:t xml:space="preserve">Nút bị mờ (disabled), không bấm được</w:t>
-            </w:r>
-          </w:p>
-        </w:tc>
-        <w:tc>
-          <w:tcPr>
-            <w:tcBorders>
-              <w:top w:val="single" w:color="CCCCCC" w:sz="1"/>
-              <w:left w:val="single" w:color="CCCCCC" w:sz="1"/>
-              <w:bottom w:val="single" w:color="CCCCCC" w:sz="1"/>
-              <w:right w:val="single" w:color="CCCCCC" w:sz="1"/>
+        <w:tblPrEx>
+          <w:tblCellMar>
+            <w:top w:w="0" w:type="dxa"/>
+            <w:bottom w:w="0" w:type="dxa"/>
+          </w:tblCellMar>
+        </w:tblPrEx>
+        <w:tc>
+          <w:tcPr>
+            <w:tcW w:w="0" w:type="auto"/>
+            <w:tcBorders>
+              <w:top w:val="single" w:sz="1" w:space="0" w:color="CCCCCC"/>
+              <w:left w:val="single" w:sz="1" w:space="0" w:color="CCCCCC"/>
+              <w:bottom w:val="single" w:sz="1" w:space="0" w:color="CCCCCC"/>
+              <w:right w:val="single" w:sz="1" w:space="0" w:color="CCCCCC"/>
+            </w:tcBorders>
+          </w:tcPr>
+          <w:p>
+            <w:r>
+              <w:t>5</w:t>
+            </w:r>
+          </w:p>
+        </w:tc>
+        <w:tc>
+          <w:tcPr>
+            <w:tcW w:w="0" w:type="auto"/>
+            <w:tcBorders>
+              <w:top w:val="single" w:sz="1" w:space="0" w:color="CCCCCC"/>
+              <w:left w:val="single" w:sz="1" w:space="0" w:color="CCCCCC"/>
+              <w:bottom w:val="single" w:sz="1" w:space="0" w:color="CCCCCC"/>
+              <w:right w:val="single" w:sz="1" w:space="0" w:color="CCCCCC"/>
+            </w:tcBorders>
+          </w:tcPr>
+          <w:p>
+            <w:r>
+              <w:t>Bấm nút "Đặt món" của Bánh bột lọc / Chè bắp</w:t>
+            </w:r>
+          </w:p>
+        </w:tc>
+        <w:tc>
+          <w:tcPr>
+            <w:tcW w:w="0" w:type="auto"/>
+            <w:tcBorders>
+              <w:top w:val="single" w:sz="1" w:space="0" w:color="CCCCCC"/>
+              <w:left w:val="single" w:sz="1" w:space="0" w:color="CCCCCC"/>
+              <w:bottom w:val="single" w:sz="1" w:space="0" w:color="CCCCCC"/>
+              <w:right w:val="single" w:sz="1" w:space="0" w:color="CCCCCC"/>
+            </w:tcBorders>
+          </w:tcPr>
+          <w:p>
+            <w:r>
+              <w:t>Nút bị mờ (disabled), không bấm được</w:t>
+            </w:r>
+          </w:p>
+        </w:tc>
+        <w:tc>
+          <w:tcPr>
+            <w:tcW w:w="0" w:type="auto"/>
+            <w:tcBorders>
+              <w:top w:val="single" w:sz="1" w:space="0" w:color="CCCCCC"/>
+              <w:left w:val="single" w:sz="1" w:space="0" w:color="CCCCCC"/>
+              <w:bottom w:val="single" w:sz="1" w:space="0" w:color="CCCCCC"/>
+              <w:right w:val="single" w:sz="1" w:space="0" w:color="CCCCCC"/>
             </w:tcBorders>
           </w:tcPr>
           <w:p>
@@ -1142,64 +1421,75 @@
                 <w:bCs/>
                 <w:color w:val="2E7D32"/>
               </w:rPr>
-              <w:t xml:space="preserve">ĐẠT</w:t>
+              <w:t>ĐẠT</w:t>
             </w:r>
           </w:p>
         </w:tc>
       </w:tr>
       <w:tr>
-        <w:tc>
-          <w:tcPr>
-            <w:tcBorders>
-              <w:top w:val="single" w:color="CCCCCC" w:sz="1"/>
-              <w:left w:val="single" w:color="CCCCCC" w:sz="1"/>
-              <w:bottom w:val="single" w:color="CCCCCC" w:sz="1"/>
-              <w:right w:val="single" w:color="CCCCCC" w:sz="1"/>
-            </w:tcBorders>
-          </w:tcPr>
-          <w:p>
-            <w:r>
-              <w:t xml:space="preserve">6</w:t>
-            </w:r>
-          </w:p>
-        </w:tc>
-        <w:tc>
-          <w:tcPr>
-            <w:tcBorders>
-              <w:top w:val="single" w:color="CCCCCC" w:sz="1"/>
-              <w:left w:val="single" w:color="CCCCCC" w:sz="1"/>
-              <w:bottom w:val="single" w:color="CCCCCC" w:sz="1"/>
-              <w:right w:val="single" w:color="CCCCCC" w:sz="1"/>
-            </w:tcBorders>
-          </w:tcPr>
-          <w:p>
-            <w:r>
-              <w:t xml:space="preserve">Bấm "Gửi đơn" khi form trống</w:t>
-            </w:r>
-          </w:p>
-        </w:tc>
-        <w:tc>
-          <w:tcPr>
-            <w:tcBorders>
-              <w:top w:val="single" w:color="CCCCCC" w:sz="1"/>
-              <w:left w:val="single" w:color="CCCCCC" w:sz="1"/>
-              <w:bottom w:val="single" w:color="CCCCCC" w:sz="1"/>
-              <w:right w:val="single" w:color="CCCCCC" w:sz="1"/>
-            </w:tcBorders>
-          </w:tcPr>
-          <w:p>
-            <w:r>
-              <w:t xml:space="preserve">Hai thông báo lỗi đỏ hiện lên; chưa gửi dữ liệu</w:t>
-            </w:r>
-          </w:p>
-        </w:tc>
-        <w:tc>
-          <w:tcPr>
-            <w:tcBorders>
-              <w:top w:val="single" w:color="CCCCCC" w:sz="1"/>
-              <w:left w:val="single" w:color="CCCCCC" w:sz="1"/>
-              <w:bottom w:val="single" w:color="CCCCCC" w:sz="1"/>
-              <w:right w:val="single" w:color="CCCCCC" w:sz="1"/>
+        <w:tblPrEx>
+          <w:tblCellMar>
+            <w:top w:w="0" w:type="dxa"/>
+            <w:bottom w:w="0" w:type="dxa"/>
+          </w:tblCellMar>
+        </w:tblPrEx>
+        <w:tc>
+          <w:tcPr>
+            <w:tcW w:w="0" w:type="auto"/>
+            <w:tcBorders>
+              <w:top w:val="single" w:sz="1" w:space="0" w:color="CCCCCC"/>
+              <w:left w:val="single" w:sz="1" w:space="0" w:color="CCCCCC"/>
+              <w:bottom w:val="single" w:sz="1" w:space="0" w:color="CCCCCC"/>
+              <w:right w:val="single" w:sz="1" w:space="0" w:color="CCCCCC"/>
+            </w:tcBorders>
+          </w:tcPr>
+          <w:p>
+            <w:r>
+              <w:lastRenderedPageBreak/>
+              <w:t>6</w:t>
+            </w:r>
+          </w:p>
+        </w:tc>
+        <w:tc>
+          <w:tcPr>
+            <w:tcW w:w="0" w:type="auto"/>
+            <w:tcBorders>
+              <w:top w:val="single" w:sz="1" w:space="0" w:color="CCCCCC"/>
+              <w:left w:val="single" w:sz="1" w:space="0" w:color="CCCCCC"/>
+              <w:bottom w:val="single" w:sz="1" w:space="0" w:color="CCCCCC"/>
+              <w:right w:val="single" w:sz="1" w:space="0" w:color="CCCCCC"/>
+            </w:tcBorders>
+          </w:tcPr>
+          <w:p>
+            <w:r>
+              <w:t>Bấm "Gửi đơn" khi form trống</w:t>
+            </w:r>
+          </w:p>
+        </w:tc>
+        <w:tc>
+          <w:tcPr>
+            <w:tcW w:w="0" w:type="auto"/>
+            <w:tcBorders>
+              <w:top w:val="single" w:sz="1" w:space="0" w:color="CCCCCC"/>
+              <w:left w:val="single" w:sz="1" w:space="0" w:color="CCCCCC"/>
+              <w:bottom w:val="single" w:sz="1" w:space="0" w:color="CCCCCC"/>
+              <w:right w:val="single" w:sz="1" w:space="0" w:color="CCCCCC"/>
+            </w:tcBorders>
+          </w:tcPr>
+          <w:p>
+            <w:r>
+              <w:t>Hai thông báo lỗi đỏ hiện lên; chưa gửi dữ liệu</w:t>
+            </w:r>
+          </w:p>
+        </w:tc>
+        <w:tc>
+          <w:tcPr>
+            <w:tcW w:w="0" w:type="auto"/>
+            <w:tcBorders>
+              <w:top w:val="single" w:sz="1" w:space="0" w:color="CCCCCC"/>
+              <w:left w:val="single" w:sz="1" w:space="0" w:color="CCCCCC"/>
+              <w:bottom w:val="single" w:sz="1" w:space="0" w:color="CCCCCC"/>
+              <w:right w:val="single" w:sz="1" w:space="0" w:color="CCCCCC"/>
             </w:tcBorders>
           </w:tcPr>
           <w:p>
@@ -1209,64 +1499,74 @@
                 <w:bCs/>
                 <w:color w:val="2E7D32"/>
               </w:rPr>
-              <w:t xml:space="preserve">ĐẠT</w:t>
+              <w:t>ĐẠT</w:t>
             </w:r>
           </w:p>
         </w:tc>
       </w:tr>
       <w:tr>
-        <w:tc>
-          <w:tcPr>
-            <w:tcBorders>
-              <w:top w:val="single" w:color="CCCCCC" w:sz="1"/>
-              <w:left w:val="single" w:color="CCCCCC" w:sz="1"/>
-              <w:bottom w:val="single" w:color="CCCCCC" w:sz="1"/>
-              <w:right w:val="single" w:color="CCCCCC" w:sz="1"/>
-            </w:tcBorders>
-          </w:tcPr>
-          <w:p>
-            <w:r>
-              <w:t xml:space="preserve">7</w:t>
-            </w:r>
-          </w:p>
-        </w:tc>
-        <w:tc>
-          <w:tcPr>
-            <w:tcBorders>
-              <w:top w:val="single" w:color="CCCCCC" w:sz="1"/>
-              <w:left w:val="single" w:color="CCCCCC" w:sz="1"/>
-              <w:bottom w:val="single" w:color="CCCCCC" w:sz="1"/>
-              <w:right w:val="single" w:color="CCCCCC" w:sz="1"/>
-            </w:tcBorders>
-          </w:tcPr>
-          <w:p>
-            <w:r>
-              <w:t xml:space="preserve">Nhập họ tên "Minh Anh", SĐT "0912345678", nhấn Gửi đơn</w:t>
-            </w:r>
-          </w:p>
-        </w:tc>
-        <w:tc>
-          <w:tcPr>
-            <w:tcBorders>
-              <w:top w:val="single" w:color="CCCCCC" w:sz="1"/>
-              <w:left w:val="single" w:color="CCCCCC" w:sz="1"/>
-              <w:bottom w:val="single" w:color="CCCCCC" w:sz="1"/>
-              <w:right w:val="single" w:color="CCCCCC" w:sz="1"/>
-            </w:tcBorders>
-          </w:tcPr>
-          <w:p>
-            <w:r>
-              <w:t xml:space="preserve">"Đã nhận đơn của Minh Anh"; giỏ về 0; form trống</w:t>
-            </w:r>
-          </w:p>
-        </w:tc>
-        <w:tc>
-          <w:tcPr>
-            <w:tcBorders>
-              <w:top w:val="single" w:color="CCCCCC" w:sz="1"/>
-              <w:left w:val="single" w:color="CCCCCC" w:sz="1"/>
-              <w:bottom w:val="single" w:color="CCCCCC" w:sz="1"/>
-              <w:right w:val="single" w:color="CCCCCC" w:sz="1"/>
+        <w:tblPrEx>
+          <w:tblCellMar>
+            <w:top w:w="0" w:type="dxa"/>
+            <w:bottom w:w="0" w:type="dxa"/>
+          </w:tblCellMar>
+        </w:tblPrEx>
+        <w:tc>
+          <w:tcPr>
+            <w:tcW w:w="0" w:type="auto"/>
+            <w:tcBorders>
+              <w:top w:val="single" w:sz="1" w:space="0" w:color="CCCCCC"/>
+              <w:left w:val="single" w:sz="1" w:space="0" w:color="CCCCCC"/>
+              <w:bottom w:val="single" w:sz="1" w:space="0" w:color="CCCCCC"/>
+              <w:right w:val="single" w:sz="1" w:space="0" w:color="CCCCCC"/>
+            </w:tcBorders>
+          </w:tcPr>
+          <w:p>
+            <w:r>
+              <w:t>7</w:t>
+            </w:r>
+          </w:p>
+        </w:tc>
+        <w:tc>
+          <w:tcPr>
+            <w:tcW w:w="0" w:type="auto"/>
+            <w:tcBorders>
+              <w:top w:val="single" w:sz="1" w:space="0" w:color="CCCCCC"/>
+              <w:left w:val="single" w:sz="1" w:space="0" w:color="CCCCCC"/>
+              <w:bottom w:val="single" w:sz="1" w:space="0" w:color="CCCCCC"/>
+              <w:right w:val="single" w:sz="1" w:space="0" w:color="CCCCCC"/>
+            </w:tcBorders>
+          </w:tcPr>
+          <w:p>
+            <w:r>
+              <w:t>Nhập họ tên "Minh Anh", SĐT "0912345678", nhấn Gửi đơn</w:t>
+            </w:r>
+          </w:p>
+        </w:tc>
+        <w:tc>
+          <w:tcPr>
+            <w:tcW w:w="0" w:type="auto"/>
+            <w:tcBorders>
+              <w:top w:val="single" w:sz="1" w:space="0" w:color="CCCCCC"/>
+              <w:left w:val="single" w:sz="1" w:space="0" w:color="CCCCCC"/>
+              <w:bottom w:val="single" w:sz="1" w:space="0" w:color="CCCCCC"/>
+              <w:right w:val="single" w:sz="1" w:space="0" w:color="CCCCCC"/>
+            </w:tcBorders>
+          </w:tcPr>
+          <w:p>
+            <w:r>
+              <w:t>"Đã nhận đơn của Minh Anh"; giỏ về 0; form trống</w:t>
+            </w:r>
+          </w:p>
+        </w:tc>
+        <w:tc>
+          <w:tcPr>
+            <w:tcW w:w="0" w:type="auto"/>
+            <w:tcBorders>
+              <w:top w:val="single" w:sz="1" w:space="0" w:color="CCCCCC"/>
+              <w:left w:val="single" w:sz="1" w:space="0" w:color="CCCCCC"/>
+              <w:bottom w:val="single" w:sz="1" w:space="0" w:color="CCCCCC"/>
+              <w:right w:val="single" w:sz="1" w:space="0" w:color="CCCCCC"/>
             </w:tcBorders>
           </w:tcPr>
           <w:p>
@@ -1276,64 +1576,74 @@
                 <w:bCs/>
                 <w:color w:val="2E7D32"/>
               </w:rPr>
-              <w:t xml:space="preserve">ĐẠT</w:t>
+              <w:t>ĐẠT</w:t>
             </w:r>
           </w:p>
         </w:tc>
       </w:tr>
       <w:tr>
-        <w:tc>
-          <w:tcPr>
-            <w:tcBorders>
-              <w:top w:val="single" w:color="CCCCCC" w:sz="1"/>
-              <w:left w:val="single" w:color="CCCCCC" w:sz="1"/>
-              <w:bottom w:val="single" w:color="CCCCCC" w:sz="1"/>
-              <w:right w:val="single" w:color="CCCCCC" w:sz="1"/>
-            </w:tcBorders>
-          </w:tcPr>
-          <w:p>
-            <w:r>
-              <w:t xml:space="preserve">8</w:t>
-            </w:r>
-          </w:p>
-        </w:tc>
-        <w:tc>
-          <w:tcPr>
-            <w:tcBorders>
-              <w:top w:val="single" w:color="CCCCCC" w:sz="1"/>
-              <w:left w:val="single" w:color="CCCCCC" w:sz="1"/>
-              <w:bottom w:val="single" w:color="CCCCCC" w:sz="1"/>
-              <w:right w:val="single" w:color="CCCCCC" w:sz="1"/>
-            </w:tcBorders>
-          </w:tcPr>
-          <w:p>
-            <w:r>
-              <w:t xml:space="preserve">Bấm "Xóa giỏ hàng" sau khi đặt món mới</w:t>
-            </w:r>
-          </w:p>
-        </w:tc>
-        <w:tc>
-          <w:tcPr>
-            <w:tcBorders>
-              <w:top w:val="single" w:color="CCCCCC" w:sz="1"/>
-              <w:left w:val="single" w:color="CCCCCC" w:sz="1"/>
-              <w:bottom w:val="single" w:color="CCCCCC" w:sz="1"/>
-              <w:right w:val="single" w:color="CCCCCC" w:sz="1"/>
-            </w:tcBorders>
-          </w:tcPr>
-          <w:p>
-            <w:r>
-              <w:t xml:space="preserve">Giỏ về trống, Header về 0</w:t>
-            </w:r>
-          </w:p>
-        </w:tc>
-        <w:tc>
-          <w:tcPr>
-            <w:tcBorders>
-              <w:top w:val="single" w:color="CCCCCC" w:sz="1"/>
-              <w:left w:val="single" w:color="CCCCCC" w:sz="1"/>
-              <w:bottom w:val="single" w:color="CCCCCC" w:sz="1"/>
-              <w:right w:val="single" w:color="CCCCCC" w:sz="1"/>
+        <w:tblPrEx>
+          <w:tblCellMar>
+            <w:top w:w="0" w:type="dxa"/>
+            <w:bottom w:w="0" w:type="dxa"/>
+          </w:tblCellMar>
+        </w:tblPrEx>
+        <w:tc>
+          <w:tcPr>
+            <w:tcW w:w="0" w:type="auto"/>
+            <w:tcBorders>
+              <w:top w:val="single" w:sz="1" w:space="0" w:color="CCCCCC"/>
+              <w:left w:val="single" w:sz="1" w:space="0" w:color="CCCCCC"/>
+              <w:bottom w:val="single" w:sz="1" w:space="0" w:color="CCCCCC"/>
+              <w:right w:val="single" w:sz="1" w:space="0" w:color="CCCCCC"/>
+            </w:tcBorders>
+          </w:tcPr>
+          <w:p>
+            <w:r>
+              <w:t>8</w:t>
+            </w:r>
+          </w:p>
+        </w:tc>
+        <w:tc>
+          <w:tcPr>
+            <w:tcW w:w="0" w:type="auto"/>
+            <w:tcBorders>
+              <w:top w:val="single" w:sz="1" w:space="0" w:color="CCCCCC"/>
+              <w:left w:val="single" w:sz="1" w:space="0" w:color="CCCCCC"/>
+              <w:bottom w:val="single" w:sz="1" w:space="0" w:color="CCCCCC"/>
+              <w:right w:val="single" w:sz="1" w:space="0" w:color="CCCCCC"/>
+            </w:tcBorders>
+          </w:tcPr>
+          <w:p>
+            <w:r>
+              <w:t>Bấm "Xóa giỏ hàng" sau khi đặt món mới</w:t>
+            </w:r>
+          </w:p>
+        </w:tc>
+        <w:tc>
+          <w:tcPr>
+            <w:tcW w:w="0" w:type="auto"/>
+            <w:tcBorders>
+              <w:top w:val="single" w:sz="1" w:space="0" w:color="CCCCCC"/>
+              <w:left w:val="single" w:sz="1" w:space="0" w:color="CCCCCC"/>
+              <w:bottom w:val="single" w:sz="1" w:space="0" w:color="CCCCCC"/>
+              <w:right w:val="single" w:sz="1" w:space="0" w:color="CCCCCC"/>
+            </w:tcBorders>
+          </w:tcPr>
+          <w:p>
+            <w:r>
+              <w:t>Giỏ về trống, Header về 0</w:t>
+            </w:r>
+          </w:p>
+        </w:tc>
+        <w:tc>
+          <w:tcPr>
+            <w:tcW w:w="0" w:type="auto"/>
+            <w:tcBorders>
+              <w:top w:val="single" w:sz="1" w:space="0" w:color="CCCCCC"/>
+              <w:left w:val="single" w:sz="1" w:space="0" w:color="CCCCCC"/>
+              <w:bottom w:val="single" w:sz="1" w:space="0" w:color="CCCCCC"/>
+              <w:right w:val="single" w:sz="1" w:space="0" w:color="CCCCCC"/>
             </w:tcBorders>
           </w:tcPr>
           <w:p>
@@ -1343,7 +1653,7 @@
                 <w:bCs/>
                 <w:color w:val="2E7D32"/>
               </w:rPr>
-              <w:t xml:space="preserve">ĐẠT</w:t>
+              <w:t>ĐẠT</w:t>
             </w:r>
           </w:p>
         </w:tc>
@@ -1353,121 +1663,72 @@
     <w:p>
       <w:pPr>
         <w:jc w:val="right"/>
-      </w:pPr>
-      <w:r>
         <w:rPr>
           <w:i/>
           <w:iCs/>
         </w:rPr>
-        <w:t xml:space="preserve">Thừa Thiên Huế, ngày 01 tháng 10 năm 2026
-</w:t>
-      </w:r>
-      <w:r>
-        <w:rPr>
-          <w:b/>
-          <w:bCs/>
-        </w:rPr>
-        <w:t xml:space="preserve">Sinh viên thực hiện
-</w:t>
-      </w:r>
+      </w:pPr>
+      <w:r>
+        <w:rPr>
+          <w:i/>
+          <w:iCs/>
+        </w:rPr>
+        <w:t xml:space="preserve">Thành phố </w:t>
+      </w:r>
+      <w:r>
+        <w:rPr>
+          <w:i/>
+          <w:iCs/>
+        </w:rPr>
+        <w:t xml:space="preserve">Huế, ngày 01 tháng 10 năm 2026 </w:t>
+      </w:r>
+    </w:p>
+    <w:p>
+      <w:pPr>
+        <w:jc w:val="right"/>
+        <w:rPr>
+          <w:b/>
+          <w:bCs/>
+        </w:rPr>
+      </w:pPr>
+      <w:r>
+        <w:rPr>
+          <w:b/>
+          <w:bCs/>
+        </w:rPr>
+        <w:t xml:space="preserve">Sinh viên thực hiện </w:t>
+      </w:r>
+    </w:p>
+    <w:p>
+      <w:pPr>
+        <w:jc w:val="right"/>
+      </w:pPr>
       <w:r>
         <w:rPr>
           <w:b/>
           <w:bCs/>
           <w:color w:val="1A237E"/>
         </w:rPr>
-        <w:t xml:space="preserve">Lê Quang Tấn</w:t>
+        <w:t>Lê Quang Tấn</w:t>
       </w:r>
     </w:p>
     <w:sectPr>
-      <w:pgSz w:w="11906" w:h="16838" w:orient="portrait"/>
+      <w:pgSz w:w="11906" w:h="16838"/>
       <w:pgMar w:top="1440" w:right="1440" w:bottom="1440" w:left="1440" w:header="708" w:footer="708" w:gutter="0"/>
-      <w:pgNumType/>
+      <w:cols w:space="720"/>
       <w:docGrid w:linePitch="360"/>
     </w:sectPr>
   </w:body>
 </w:document>
 </file>
 
-<file path=word/endnotes.xml><?xml version="1.0" encoding="utf-8"?>
-<w:endnotes xmlns:wpc="http://schemas.microsoft.com/office/word/2010/wordprocessingCanvas" xmlns:mc="http://schemas.openxmlformats.org/markup-compatibility/2006" xmlns:o="urn:schemas-microsoft-com:office:office" xmlns:r="http://schemas.openxmlformats.org/officeDocument/2006/relationships" xmlns:m="http://schemas.openxmlformats.org/officeDocument/2006/math" xmlns:v="urn:schemas-microsoft-com:vml" xmlns:wp14="http://schemas.microsoft.com/office/word/2010/wordprocessingDrawing" xmlns:wp="http://schemas.openxmlformats.org/drawingml/2006/wordprocessingDrawing" xmlns:w10="urn:schemas-microsoft-com:office:word" xmlns:w="http://schemas.openxmlformats.org/wordprocessingml/2006/main" xmlns:w14="http://schemas.microsoft.com/office/word/2010/wordml" xmlns:w15="http://schemas.microsoft.com/office/word/2012/wordml" xmlns:wpg="http://schemas.microsoft.com/office/word/2010/wordprocessingGroup" xmlns:wpi="http://schemas.microsoft.com/office/word/2010/wordprocessingInk" xmlns:wne="http://schemas.microsoft.com/office/word/2006/wordml" xmlns:wps="http://schemas.microsoft.com/office/word/2010/wordprocessingShape" mc:Ignorable="w14 w15 wp14">
-  <w:endnote w:type="separator" w:id="-1">
-    <w:p>
-      <w:pPr>
-        <w:spacing w:after="0" w:line="240" w:lineRule="auto"/>
-      </w:pPr>
-      <w:r>
-        <w:rPr>
-          <w:rStyle w:val="EndnoteReference"/>
-        </w:rPr>
-        <w:endnoteRef/>
-      </w:r>
-      <w:r>
-        <w:separator/>
-      </w:r>
-    </w:p>
-  </w:endnote>
-  <w:endnote w:type="continuationSeparator" w:id="0">
-    <w:p>
-      <w:pPr>
-        <w:spacing w:after="0" w:line="240" w:lineRule="auto"/>
-      </w:pPr>
-      <w:r>
-        <w:rPr>
-          <w:rStyle w:val="EndnoteReference"/>
-        </w:rPr>
-        <w:endnoteRef/>
-      </w:r>
-      <w:r>
-        <w:continuationSeparator/>
-      </w:r>
-    </w:p>
-  </w:endnote>
-</w:endnotes>
-</file>
-
-<file path=word/footnotes.xml><?xml version="1.0" encoding="utf-8"?>
-<w:footnotes xmlns:wpc="http://schemas.microsoft.com/office/word/2010/wordprocessingCanvas" xmlns:mc="http://schemas.openxmlformats.org/markup-compatibility/2006" xmlns:o="urn:schemas-microsoft-com:office:office" xmlns:r="http://schemas.openxmlformats.org/officeDocument/2006/relationships" xmlns:m="http://schemas.openxmlformats.org/officeDocument/2006/math" xmlns:v="urn:schemas-microsoft-com:vml" xmlns:wp14="http://schemas.microsoft.com/office/word/2010/wordprocessingDrawing" xmlns:wp="http://schemas.openxmlformats.org/drawingml/2006/wordprocessingDrawing" xmlns:w10="urn:schemas-microsoft-com:office:word" xmlns:w="http://schemas.openxmlformats.org/wordprocessingml/2006/main" xmlns:w14="http://schemas.microsoft.com/office/word/2010/wordml" xmlns:w15="http://schemas.microsoft.com/office/word/2012/wordml" xmlns:wpg="http://schemas.microsoft.com/office/word/2010/wordprocessingGroup" xmlns:wpi="http://schemas.microsoft.com/office/word/2010/wordprocessingInk" xmlns:wne="http://schemas.microsoft.com/office/word/2006/wordml" xmlns:wps="http://schemas.microsoft.com/office/word/2010/wordprocessingShape" mc:Ignorable="w14 w15 wp14">
-  <w:footnote w:type="separator" w:id="-1">
-    <w:p>
-      <w:pPr>
-        <w:spacing w:after="0" w:line="240" w:lineRule="auto"/>
-      </w:pPr>
-      <w:r>
-        <w:rPr>
-          <w:rStyle w:val="FootnoteReference"/>
-        </w:rPr>
-        <w:footnoteRef/>
-      </w:r>
-      <w:r>
-        <w:separator/>
-      </w:r>
-    </w:p>
-  </w:footnote>
-  <w:footnote w:type="continuationSeparator" w:id="0">
-    <w:p>
-      <w:pPr>
-        <w:spacing w:after="0" w:line="240" w:lineRule="auto"/>
-      </w:pPr>
-      <w:r>
-        <w:rPr>
-          <w:rStyle w:val="FootnoteReference"/>
-        </w:rPr>
-        <w:footnoteRef/>
-      </w:r>
-      <w:r>
-        <w:continuationSeparator/>
-      </w:r>
-    </w:p>
-  </w:footnote>
-</w:footnotes>
-</file>
-
 <file path=word/numbering.xml><?xml version="1.0" encoding="utf-8"?>
-<w:numbering xmlns:wpc="http://schemas.microsoft.com/office/word/2010/wordprocessingCanvas" xmlns:mc="http://schemas.openxmlformats.org/markup-compatibility/2006" xmlns:o="urn:schemas-microsoft-com:office:office" xmlns:r="http://schemas.openxmlformats.org/officeDocument/2006/relationships" xmlns:m="http://schemas.openxmlformats.org/officeDocument/2006/math" xmlns:v="urn:schemas-microsoft-com:vml" xmlns:wp14="http://schemas.microsoft.com/office/word/2010/wordprocessingDrawing" xmlns:wp="http://schemas.openxmlformats.org/drawingml/2006/wordprocessingDrawing" xmlns:w10="urn:schemas-microsoft-com:office:word" xmlns:w="http://schemas.openxmlformats.org/wordprocessingml/2006/main" xmlns:w14="http://schemas.microsoft.com/office/word/2010/wordml" xmlns:w15="http://schemas.microsoft.com/office/word/2012/wordml" xmlns:wpg="http://schemas.microsoft.com/office/word/2010/wordprocessingGroup" xmlns:wpi="http://schemas.microsoft.com/office/word/2010/wordprocessingInk" xmlns:wne="http://schemas.microsoft.com/office/word/2006/wordml" xmlns:wps="http://schemas.microsoft.com/office/word/2010/wordprocessingShape" mc:Ignorable="w14 w15 wp14">
-  <w:abstractNum w:abstractNumId="1" w15:restartNumberingAfterBreak="0">
+<w:numbering xmlns:wpc="http://schemas.microsoft.com/office/word/2010/wordprocessingCanvas" xmlns:cx="http://schemas.microsoft.com/office/drawing/2014/chartex" xmlns:cx1="http://schemas.microsoft.com/office/drawing/2015/9/8/chartex" xmlns:cx2="http://schemas.microsoft.com/office/drawing/2015/10/21/chartex" xmlns:cx3="http://schemas.microsoft.com/office/drawing/2016/5/9/chartex" xmlns:cx4="http://schemas.microsoft.com/office/drawing/2016/5/10/chartex" xmlns:cx5="http://schemas.microsoft.com/office/drawing/2016/5/11/chartex" xmlns:cx6="http://schemas.microsoft.com/office/drawing/2016/5/12/chartex" xmlns:cx7="http://schemas.microsoft.com/office/drawing/2016/5/13/chartex" xmlns:cx8="http://schemas.microsoft.com/office/drawing/2016/5/14/chartex" xmlns:mc="http://schemas.openxmlformats.org/markup-compatibility/2006" xmlns:aink="http://schemas.microsoft.com/office/drawing/2016/ink" xmlns:am3d="http://schemas.microsoft.com/office/drawing/2017/model3d" xmlns:o="urn:schemas-microsoft-com:office:office" xmlns:oel="http://schemas.microsoft.com/office/2019/extlst" xmlns:r="http://schemas.openxmlformats.org/officeDocument/2006/relationships" xmlns:m="http://schemas.openxmlformats.org/officeDocument/2006/math" xmlns:v="urn:schemas-microsoft-com:vml" xmlns:wp14="http://schemas.microsoft.com/office/word/2010/wordprocessingDrawing" xmlns:wp="http://schemas.openxmlformats.org/drawingml/2006/wordprocessingDrawing" xmlns:w10="urn:schemas-microsoft-com:office:word" xmlns:w="http://schemas.openxmlformats.org/wordprocessingml/2006/main" xmlns:w14="http://schemas.microsoft.com/office/word/2010/wordml" xmlns:w15="http://schemas.microsoft.com/office/word/2012/wordml" xmlns:w16cex="http://schemas.microsoft.com/office/word/2018/wordml/cex" xmlns:w16cid="http://schemas.microsoft.com/office/word/2016/wordml/cid" xmlns:w16="http://schemas.microsoft.com/office/word/2018/wordml" xmlns:w16du="http://schemas.microsoft.com/office/word/2023/wordml/word16du" xmlns:w16sdtdh="http://schemas.microsoft.com/office/word/2020/wordml/sdtdatahash" xmlns:w16sdtfl="http://schemas.microsoft.com/office/word/2024/wordml/sdtformatlock" xmlns:w16se="http://schemas.microsoft.com/office/word/2015/wordml/symex" xmlns:wpg="http://schemas.microsoft.com/office/word/2010/wordprocessingGroup" xmlns:wpi="http://schemas.microsoft.com/office/word/2010/wordprocessingInk" xmlns:wne="http://schemas.microsoft.com/office/word/2006/wordml" xmlns:wps="http://schemas.microsoft.com/office/word/2010/wordprocessingShape" mc:Ignorable="w14 w15 w16se w16cid w16 w16cex w16sdtdh w16sdtfl w16du wp14">
+  <w:abstractNum w:abstractNumId="0" w15:restartNumberingAfterBreak="0">
+    <w:nsid w:val="5E0812D4"/>
     <w:multiLevelType w:val="hybridMultilevel"/>
-    <w:lvl w:ilvl="0" w:tentative="1">
+    <w:tmpl w:val="BEEE3FD6"/>
+    <w:lvl w:ilvl="0" w:tplc="7312EC34" w:tentative="1">
       <w:start w:val="1"/>
       <w:numFmt w:val="bullet"/>
       <w:lvlText w:val="●"/>
@@ -1476,7 +1737,7 @@
         <w:ind w:left="720" w:hanging="360"/>
       </w:pPr>
     </w:lvl>
-    <w:lvl w:ilvl="1" w:tentative="1">
+    <w:lvl w:ilvl="1" w:tplc="46FA6EC6" w:tentative="1">
       <w:start w:val="1"/>
       <w:numFmt w:val="bullet"/>
       <w:lvlText w:val="○"/>
@@ -1485,7 +1746,7 @@
         <w:ind w:left="1440" w:hanging="360"/>
       </w:pPr>
     </w:lvl>
-    <w:lvl w:ilvl="2" w:tentative="1">
+    <w:lvl w:ilvl="2" w:tplc="3D823818" w:tentative="1">
       <w:start w:val="1"/>
       <w:numFmt w:val="bullet"/>
       <w:lvlText w:val="■"/>
@@ -1494,7 +1755,7 @@
         <w:ind w:left="2160" w:hanging="360"/>
       </w:pPr>
     </w:lvl>
-    <w:lvl w:ilvl="3" w:tentative="1">
+    <w:lvl w:ilvl="3" w:tplc="80FCC1A8" w:tentative="1">
       <w:start w:val="1"/>
       <w:numFmt w:val="bullet"/>
       <w:lvlText w:val="●"/>
@@ -1503,7 +1764,7 @@
         <w:ind w:left="2880" w:hanging="360"/>
       </w:pPr>
     </w:lvl>
-    <w:lvl w:ilvl="4" w:tentative="1">
+    <w:lvl w:ilvl="4" w:tplc="FF2AAB18" w:tentative="1">
       <w:start w:val="1"/>
       <w:numFmt w:val="bullet"/>
       <w:lvlText w:val="○"/>
@@ -1512,7 +1773,7 @@
         <w:ind w:left="3600" w:hanging="360"/>
       </w:pPr>
     </w:lvl>
-    <w:lvl w:ilvl="5" w:tentative="1">
+    <w:lvl w:ilvl="5" w:tplc="3C4EDF1C" w:tentative="1">
       <w:start w:val="1"/>
       <w:numFmt w:val="bullet"/>
       <w:lvlText w:val="■"/>
@@ -1521,7 +1782,7 @@
         <w:ind w:left="4320" w:hanging="360"/>
       </w:pPr>
     </w:lvl>
-    <w:lvl w:ilvl="6" w:tentative="1">
+    <w:lvl w:ilvl="6" w:tplc="B8AC21B8" w:tentative="1">
       <w:start w:val="1"/>
       <w:numFmt w:val="bullet"/>
       <w:lvlText w:val="●"/>
@@ -1530,7 +1791,7 @@
         <w:ind w:left="5040" w:hanging="360"/>
       </w:pPr>
     </w:lvl>
-    <w:lvl w:ilvl="7" w:tentative="1">
+    <w:lvl w:ilvl="7" w:tplc="0E3EA8A0" w:tentative="1">
       <w:start w:val="1"/>
       <w:numFmt w:val="bullet"/>
       <w:lvlText w:val="●"/>
@@ -1539,7 +1800,7 @@
         <w:ind w:left="5760" w:hanging="360"/>
       </w:pPr>
     </w:lvl>
-    <w:lvl w:ilvl="8" w:tentative="1">
+    <w:lvl w:ilvl="8" w:tplc="A92A3CF8" w:tentative="1">
       <w:start w:val="1"/>
       <w:numFmt w:val="bullet"/>
       <w:lvlText w:val="●"/>
@@ -1549,8 +1810,8 @@
       </w:pPr>
     </w:lvl>
   </w:abstractNum>
-  <w:num w:numId="1">
-    <w:abstractNumId w:val="1"/>
+  <w:num w:numId="1" w16cid:durableId="1903979504">
+    <w:abstractNumId w:val="0"/>
     <w:lvlOverride w:ilvl="0">
       <w:startOverride w:val="1"/>
     </w:lvlOverride>
@@ -1559,30 +1820,407 @@
 </file>
 
 <file path=word/styles.xml><?xml version="1.0" encoding="utf-8"?>
-<w:styles xmlns:mc="http://schemas.openxmlformats.org/markup-compatibility/2006" xmlns:r="http://schemas.openxmlformats.org/officeDocument/2006/relationships" xmlns:w="http://schemas.openxmlformats.org/wordprocessingml/2006/main" xmlns:w14="http://schemas.microsoft.com/office/word/2010/wordml" xmlns:w15="http://schemas.microsoft.com/office/word/2012/wordml" mc:Ignorable="w14 w15">
+<w:styles xmlns:mc="http://schemas.openxmlformats.org/markup-compatibility/2006" xmlns:r="http://schemas.openxmlformats.org/officeDocument/2006/relationships" xmlns:w="http://schemas.openxmlformats.org/wordprocessingml/2006/main" xmlns:w14="http://schemas.microsoft.com/office/word/2010/wordml" xmlns:w15="http://schemas.microsoft.com/office/word/2012/wordml" xmlns:w16cex="http://schemas.microsoft.com/office/word/2018/wordml/cex" xmlns:w16cid="http://schemas.microsoft.com/office/word/2016/wordml/cid" xmlns:w16="http://schemas.microsoft.com/office/word/2018/wordml" xmlns:w16du="http://schemas.microsoft.com/office/word/2023/wordml/word16du" xmlns:w16sdtdh="http://schemas.microsoft.com/office/word/2020/wordml/sdtdatahash" xmlns:w16sdtfl="http://schemas.microsoft.com/office/word/2024/wordml/sdtformatlock" xmlns:w16se="http://schemas.microsoft.com/office/word/2015/wordml/symex" mc:Ignorable="w14 w15 w16se w16cid w16 w16cex w16sdtdh w16sdtfl w16du">
   <w:docDefaults>
-    <w:rPrDefault/>
+    <w:rPrDefault>
+      <w:rPr>
+        <w:rFonts w:ascii="Times New Roman" w:eastAsia="Times New Roman" w:hAnsi="Times New Roman" w:cs="Times New Roman"/>
+        <w:lang w:val="vi-VN" w:eastAsia="vi-VN" w:bidi="ar-SA"/>
+      </w:rPr>
+    </w:rPrDefault>
     <w:pPrDefault/>
   </w:docDefaults>
-  <w:style w:type="paragraph" w:styleId="Normal" w:default="1">
+  <w:latentStyles w:defLockedState="0" w:defUIPriority="99" w:defSemiHidden="0" w:defUnhideWhenUsed="0" w:defQFormat="0" w:count="376">
+    <w:lsdException w:name="Normal" w:uiPriority="0" w:qFormat="1"/>
+    <w:lsdException w:name="heading 1" w:uiPriority="9" w:qFormat="1"/>
+    <w:lsdException w:name="heading 2" w:semiHidden="1" w:uiPriority="9" w:unhideWhenUsed="1" w:qFormat="1"/>
+    <w:lsdException w:name="heading 3" w:semiHidden="1" w:uiPriority="9" w:unhideWhenUsed="1" w:qFormat="1"/>
+    <w:lsdException w:name="heading 4" w:semiHidden="1" w:uiPriority="9" w:unhideWhenUsed="1" w:qFormat="1"/>
+    <w:lsdException w:name="heading 5" w:semiHidden="1" w:uiPriority="9" w:unhideWhenUsed="1" w:qFormat="1"/>
+    <w:lsdException w:name="heading 6" w:semiHidden="1" w:uiPriority="9" w:unhideWhenUsed="1" w:qFormat="1"/>
+    <w:lsdException w:name="heading 7" w:semiHidden="1" w:uiPriority="9" w:unhideWhenUsed="1" w:qFormat="1"/>
+    <w:lsdException w:name="heading 8" w:semiHidden="1" w:uiPriority="9" w:unhideWhenUsed="1" w:qFormat="1"/>
+    <w:lsdException w:name="heading 9" w:semiHidden="1" w:uiPriority="9" w:unhideWhenUsed="1" w:qFormat="1"/>
+    <w:lsdException w:name="index 1" w:semiHidden="1" w:unhideWhenUsed="1"/>
+    <w:lsdException w:name="index 2" w:semiHidden="1" w:unhideWhenUsed="1"/>
+    <w:lsdException w:name="index 3" w:semiHidden="1" w:unhideWhenUsed="1"/>
+    <w:lsdException w:name="index 4" w:semiHidden="1" w:unhideWhenUsed="1"/>
+    <w:lsdException w:name="index 5" w:semiHidden="1" w:unhideWhenUsed="1"/>
+    <w:lsdException w:name="index 6" w:semiHidden="1" w:unhideWhenUsed="1"/>
+    <w:lsdException w:name="index 7" w:semiHidden="1" w:unhideWhenUsed="1"/>
+    <w:lsdException w:name="index 8" w:semiHidden="1" w:unhideWhenUsed="1"/>
+    <w:lsdException w:name="index 9" w:semiHidden="1" w:unhideWhenUsed="1"/>
+    <w:lsdException w:name="toc 1" w:semiHidden="1" w:uiPriority="39" w:unhideWhenUsed="1"/>
+    <w:lsdException w:name="toc 2" w:semiHidden="1" w:uiPriority="39" w:unhideWhenUsed="1"/>
+    <w:lsdException w:name="toc 3" w:semiHidden="1" w:uiPriority="39" w:unhideWhenUsed="1"/>
+    <w:lsdException w:name="toc 4" w:semiHidden="1" w:uiPriority="39" w:unhideWhenUsed="1"/>
+    <w:lsdException w:name="toc 5" w:semiHidden="1" w:uiPriority="39" w:unhideWhenUsed="1"/>
+    <w:lsdException w:name="toc 6" w:semiHidden="1" w:uiPriority="39" w:unhideWhenUsed="1"/>
+    <w:lsdException w:name="toc 7" w:semiHidden="1" w:uiPriority="39" w:unhideWhenUsed="1"/>
+    <w:lsdException w:name="toc 8" w:semiHidden="1" w:uiPriority="39" w:unhideWhenUsed="1"/>
+    <w:lsdException w:name="toc 9" w:semiHidden="1" w:uiPriority="39" w:unhideWhenUsed="1"/>
+    <w:lsdException w:name="Normal Indent" w:semiHidden="1" w:unhideWhenUsed="1"/>
+    <w:lsdException w:name="footnote text" w:semiHidden="1" w:unhideWhenUsed="1"/>
+    <w:lsdException w:name="annotation text" w:semiHidden="1" w:unhideWhenUsed="1"/>
+    <w:lsdException w:name="header" w:semiHidden="1" w:unhideWhenUsed="1"/>
+    <w:lsdException w:name="footer" w:semiHidden="1" w:unhideWhenUsed="1"/>
+    <w:lsdException w:name="index heading" w:semiHidden="1" w:unhideWhenUsed="1"/>
+    <w:lsdException w:name="caption" w:semiHidden="1" w:uiPriority="35" w:unhideWhenUsed="1" w:qFormat="1"/>
+    <w:lsdException w:name="table of figures" w:semiHidden="1" w:unhideWhenUsed="1"/>
+    <w:lsdException w:name="envelope address" w:semiHidden="1" w:unhideWhenUsed="1"/>
+    <w:lsdException w:name="envelope return" w:semiHidden="1" w:unhideWhenUsed="1"/>
+    <w:lsdException w:name="footnote reference" w:semiHidden="1" w:unhideWhenUsed="1"/>
+    <w:lsdException w:name="annotation reference" w:semiHidden="1" w:unhideWhenUsed="1"/>
+    <w:lsdException w:name="line number" w:semiHidden="1" w:unhideWhenUsed="1"/>
+    <w:lsdException w:name="page number" w:semiHidden="1" w:unhideWhenUsed="1"/>
+    <w:lsdException w:name="endnote reference" w:semiHidden="1" w:unhideWhenUsed="1"/>
+    <w:lsdException w:name="endnote text" w:semiHidden="1" w:unhideWhenUsed="1"/>
+    <w:lsdException w:name="table of authorities" w:semiHidden="1" w:unhideWhenUsed="1"/>
+    <w:lsdException w:name="macro" w:semiHidden="1" w:unhideWhenUsed="1"/>
+    <w:lsdException w:name="toa heading" w:semiHidden="1" w:unhideWhenUsed="1"/>
+    <w:lsdException w:name="List" w:semiHidden="1" w:unhideWhenUsed="1"/>
+    <w:lsdException w:name="List Bullet" w:semiHidden="1" w:unhideWhenUsed="1"/>
+    <w:lsdException w:name="List Number" w:semiHidden="1" w:unhideWhenUsed="1"/>
+    <w:lsdException w:name="List 2" w:semiHidden="1" w:unhideWhenUsed="1"/>
+    <w:lsdException w:name="List 3" w:semiHidden="1" w:unhideWhenUsed="1"/>
+    <w:lsdException w:name="List 4" w:semiHidden="1" w:unhideWhenUsed="1"/>
+    <w:lsdException w:name="List 5" w:semiHidden="1" w:unhideWhenUsed="1"/>
+    <w:lsdException w:name="List Bullet 2" w:semiHidden="1" w:unhideWhenUsed="1"/>
+    <w:lsdException w:name="List Bullet 3" w:semiHidden="1" w:unhideWhenUsed="1"/>
+    <w:lsdException w:name="List Bullet 4" w:semiHidden="1" w:unhideWhenUsed="1"/>
+    <w:lsdException w:name="List Bullet 5" w:semiHidden="1" w:unhideWhenUsed="1"/>
+    <w:lsdException w:name="List Number 2" w:semiHidden="1" w:unhideWhenUsed="1"/>
+    <w:lsdException w:name="List Number 3" w:semiHidden="1" w:unhideWhenUsed="1"/>
+    <w:lsdException w:name="List Number 4" w:semiHidden="1" w:unhideWhenUsed="1"/>
+    <w:lsdException w:name="List Number 5" w:semiHidden="1" w:unhideWhenUsed="1"/>
+    <w:lsdException w:name="Title" w:uiPriority="10" w:qFormat="1"/>
+    <w:lsdException w:name="Closing" w:semiHidden="1" w:unhideWhenUsed="1"/>
+    <w:lsdException w:name="Signature" w:semiHidden="1" w:unhideWhenUsed="1"/>
+    <w:lsdException w:name="Default Paragraph Font" w:semiHidden="1" w:uiPriority="1" w:unhideWhenUsed="1"/>
+    <w:lsdException w:name="Body Text" w:semiHidden="1" w:unhideWhenUsed="1"/>
+    <w:lsdException w:name="Body Text Indent" w:semiHidden="1" w:unhideWhenUsed="1"/>
+    <w:lsdException w:name="List Continue" w:semiHidden="1" w:unhideWhenUsed="1"/>
+    <w:lsdException w:name="List Continue 2" w:semiHidden="1" w:unhideWhenUsed="1"/>
+    <w:lsdException w:name="List Continue 3" w:semiHidden="1" w:unhideWhenUsed="1"/>
+    <w:lsdException w:name="List Continue 4" w:semiHidden="1" w:unhideWhenUsed="1"/>
+    <w:lsdException w:name="List Continue 5" w:semiHidden="1" w:unhideWhenUsed="1"/>
+    <w:lsdException w:name="Message Header" w:semiHidden="1" w:unhideWhenUsed="1"/>
+    <w:lsdException w:name="Subtitle" w:uiPriority="11" w:qFormat="1"/>
+    <w:lsdException w:name="Salutation" w:semiHidden="1" w:unhideWhenUsed="1"/>
+    <w:lsdException w:name="Date" w:semiHidden="1" w:unhideWhenUsed="1"/>
+    <w:lsdException w:name="Body Text First Indent" w:semiHidden="1" w:unhideWhenUsed="1"/>
+    <w:lsdException w:name="Body Text First Indent 2" w:semiHidden="1" w:unhideWhenUsed="1"/>
+    <w:lsdException w:name="Note Heading" w:semiHidden="1" w:unhideWhenUsed="1"/>
+    <w:lsdException w:name="Body Text 2" w:semiHidden="1" w:unhideWhenUsed="1"/>
+    <w:lsdException w:name="Body Text 3" w:semiHidden="1" w:unhideWhenUsed="1"/>
+    <w:lsdException w:name="Body Text Indent 2" w:semiHidden="1" w:unhideWhenUsed="1"/>
+    <w:lsdException w:name="Body Text Indent 3" w:semiHidden="1" w:unhideWhenUsed="1"/>
+    <w:lsdException w:name="Block Text" w:semiHidden="1" w:unhideWhenUsed="1"/>
+    <w:lsdException w:name="Hyperlink" w:semiHidden="1" w:unhideWhenUsed="1"/>
+    <w:lsdException w:name="FollowedHyperlink" w:semiHidden="1" w:unhideWhenUsed="1"/>
+    <w:lsdException w:name="Strong" w:uiPriority="22" w:qFormat="1"/>
+    <w:lsdException w:name="Emphasis" w:uiPriority="20" w:qFormat="1"/>
+    <w:lsdException w:name="Document Map" w:semiHidden="1" w:unhideWhenUsed="1"/>
+    <w:lsdException w:name="Plain Text" w:semiHidden="1" w:unhideWhenUsed="1"/>
+    <w:lsdException w:name="E-mail Signature" w:semiHidden="1" w:unhideWhenUsed="1"/>
+    <w:lsdException w:name="HTML Top of Form" w:semiHidden="1" w:unhideWhenUsed="1"/>
+    <w:lsdException w:name="HTML Bottom of Form" w:semiHidden="1" w:unhideWhenUsed="1"/>
+    <w:lsdException w:name="Normal (Web)" w:semiHidden="1" w:unhideWhenUsed="1"/>
+    <w:lsdException w:name="HTML Acronym" w:semiHidden="1" w:unhideWhenUsed="1"/>
+    <w:lsdException w:name="HTML Address" w:semiHidden="1" w:unhideWhenUsed="1"/>
+    <w:lsdException w:name="HTML Cite" w:semiHidden="1" w:unhideWhenUsed="1"/>
+    <w:lsdException w:name="HTML Code" w:semiHidden="1" w:unhideWhenUsed="1"/>
+    <w:lsdException w:name="HTML Definition" w:semiHidden="1" w:unhideWhenUsed="1"/>
+    <w:lsdException w:name="HTML Keyboard" w:semiHidden="1" w:unhideWhenUsed="1"/>
+    <w:lsdException w:name="HTML Preformatted" w:semiHidden="1" w:unhideWhenUsed="1"/>
+    <w:lsdException w:name="HTML Sample" w:semiHidden="1" w:unhideWhenUsed="1"/>
+    <w:lsdException w:name="HTML Typewriter" w:semiHidden="1" w:unhideWhenUsed="1"/>
+    <w:lsdException w:name="HTML Variable" w:semiHidden="1" w:unhideWhenUsed="1"/>
+    <w:lsdException w:name="Normal Table" w:semiHidden="1" w:unhideWhenUsed="1"/>
+    <w:lsdException w:name="annotation subject" w:semiHidden="1" w:unhideWhenUsed="1"/>
+    <w:lsdException w:name="No List" w:semiHidden="1" w:unhideWhenUsed="1"/>
+    <w:lsdException w:name="Outline List 1" w:semiHidden="1" w:unhideWhenUsed="1"/>
+    <w:lsdException w:name="Outline List 2" w:semiHidden="1" w:unhideWhenUsed="1"/>
+    <w:lsdException w:name="Outline List 3" w:semiHidden="1" w:unhideWhenUsed="1"/>
+    <w:lsdException w:name="Table Simple 1" w:semiHidden="1" w:unhideWhenUsed="1"/>
+    <w:lsdException w:name="Table Simple 2" w:semiHidden="1" w:unhideWhenUsed="1"/>
+    <w:lsdException w:name="Table Simple 3" w:semiHidden="1" w:unhideWhenUsed="1"/>
+    <w:lsdException w:name="Table Classic 1" w:semiHidden="1" w:unhideWhenUsed="1"/>
+    <w:lsdException w:name="Table Classic 2" w:semiHidden="1" w:unhideWhenUsed="1"/>
+    <w:lsdException w:name="Table Classic 3" w:semiHidden="1" w:unhideWhenUsed="1"/>
+    <w:lsdException w:name="Table Classic 4" w:semiHidden="1" w:unhideWhenUsed="1"/>
+    <w:lsdException w:name="Table Colorful 1" w:semiHidden="1" w:unhideWhenUsed="1"/>
+    <w:lsdException w:name="Table Colorful 2" w:semiHidden="1" w:unhideWhenUsed="1"/>
+    <w:lsdException w:name="Table Colorful 3" w:semiHidden="1" w:unhideWhenUsed="1"/>
+    <w:lsdException w:name="Table Columns 1" w:semiHidden="1" w:unhideWhenUsed="1"/>
+    <w:lsdException w:name="Table Columns 2" w:semiHidden="1" w:unhideWhenUsed="1"/>
+    <w:lsdException w:name="Table Columns 3" w:semiHidden="1" w:unhideWhenUsed="1"/>
+    <w:lsdException w:name="Table Columns 4" w:semiHidden="1" w:unhideWhenUsed="1"/>
+    <w:lsdException w:name="Table Columns 5" w:semiHidden="1" w:unhideWhenUsed="1"/>
+    <w:lsdException w:name="Table Grid 1" w:semiHidden="1" w:unhideWhenUsed="1"/>
+    <w:lsdException w:name="Table Grid 2" w:semiHidden="1" w:unhideWhenUsed="1"/>
+    <w:lsdException w:name="Table Grid 3" w:semiHidden="1" w:unhideWhenUsed="1"/>
+    <w:lsdException w:name="Table Grid 4" w:semiHidden="1" w:unhideWhenUsed="1"/>
+    <w:lsdException w:name="Table Grid 5" w:semiHidden="1" w:unhideWhenUsed="1"/>
+    <w:lsdException w:name="Table Grid 6" w:semiHidden="1" w:unhideWhenUsed="1"/>
+    <w:lsdException w:name="Table Grid 7" w:semiHidden="1" w:unhideWhenUsed="1"/>
+    <w:lsdException w:name="Table Grid 8" w:semiHidden="1" w:unhideWhenUsed="1"/>
+    <w:lsdException w:name="Table List 1" w:semiHidden="1" w:unhideWhenUsed="1"/>
+    <w:lsdException w:name="Table List 2" w:semiHidden="1" w:unhideWhenUsed="1"/>
+    <w:lsdException w:name="Table List 3" w:semiHidden="1" w:unhideWhenUsed="1"/>
+    <w:lsdException w:name="Table List 4" w:semiHidden="1" w:unhideWhenUsed="1"/>
+    <w:lsdException w:name="Table List 5" w:semiHidden="1" w:unhideWhenUsed="1"/>
+    <w:lsdException w:name="Table List 6" w:semiHidden="1" w:unhideWhenUsed="1"/>
+    <w:lsdException w:name="Table List 7" w:semiHidden="1" w:unhideWhenUsed="1"/>
+    <w:lsdException w:name="Table List 8" w:semiHidden="1" w:unhideWhenUsed="1"/>
+    <w:lsdException w:name="Table 3D effects 1" w:semiHidden="1" w:unhideWhenUsed="1"/>
+    <w:lsdException w:name="Table 3D effects 2" w:semiHidden="1" w:unhideWhenUsed="1"/>
+    <w:lsdException w:name="Table 3D effects 3" w:semiHidden="1" w:unhideWhenUsed="1"/>
+    <w:lsdException w:name="Table Contemporary" w:semiHidden="1" w:unhideWhenUsed="1"/>
+    <w:lsdException w:name="Table Elegant" w:semiHidden="1" w:unhideWhenUsed="1"/>
+    <w:lsdException w:name="Table Professional" w:semiHidden="1" w:unhideWhenUsed="1"/>
+    <w:lsdException w:name="Table Subtle 1" w:semiHidden="1" w:unhideWhenUsed="1"/>
+    <w:lsdException w:name="Table Subtle 2" w:semiHidden="1" w:unhideWhenUsed="1"/>
+    <w:lsdException w:name="Table Web 1" w:semiHidden="1" w:unhideWhenUsed="1"/>
+    <w:lsdException w:name="Table Web 2" w:semiHidden="1" w:unhideWhenUsed="1"/>
+    <w:lsdException w:name="Table Web 3" w:semiHidden="1" w:unhideWhenUsed="1"/>
+    <w:lsdException w:name="Balloon Text" w:semiHidden="1" w:unhideWhenUsed="1"/>
+    <w:lsdException w:name="Table Grid" w:uiPriority="39"/>
+    <w:lsdException w:name="Table Theme" w:semiHidden="1" w:unhideWhenUsed="1"/>
+    <w:lsdException w:name="Placeholder Text" w:semiHidden="1"/>
+    <w:lsdException w:name="No Spacing" w:uiPriority="1" w:qFormat="1"/>
+    <w:lsdException w:name="Light Shading" w:uiPriority="60"/>
+    <w:lsdException w:name="Light List" w:uiPriority="61"/>
+    <w:lsdException w:name="Light Grid" w:uiPriority="62"/>
+    <w:lsdException w:name="Medium Shading 1" w:uiPriority="63"/>
+    <w:lsdException w:name="Medium Shading 2" w:uiPriority="64"/>
+    <w:lsdException w:name="Medium List 1" w:uiPriority="65"/>
+    <w:lsdException w:name="Medium List 2" w:uiPriority="66"/>
+    <w:lsdException w:name="Medium Grid 1" w:uiPriority="67"/>
+    <w:lsdException w:name="Medium Grid 2" w:uiPriority="68"/>
+    <w:lsdException w:name="Medium Grid 3" w:uiPriority="69"/>
+    <w:lsdException w:name="Dark List" w:uiPriority="70"/>
+    <w:lsdException w:name="Colorful Shading" w:uiPriority="71"/>
+    <w:lsdException w:name="Colorful List" w:uiPriority="72"/>
+    <w:lsdException w:name="Colorful Grid" w:uiPriority="73"/>
+    <w:lsdException w:name="Light Shading Accent 1" w:uiPriority="60"/>
+    <w:lsdException w:name="Light List Accent 1" w:uiPriority="61"/>
+    <w:lsdException w:name="Light Grid Accent 1" w:uiPriority="62"/>
+    <w:lsdException w:name="Medium Shading 1 Accent 1" w:uiPriority="63"/>
+    <w:lsdException w:name="Medium Shading 2 Accent 1" w:uiPriority="64"/>
+    <w:lsdException w:name="Medium List 1 Accent 1" w:uiPriority="65"/>
+    <w:lsdException w:name="Revision" w:semiHidden="1"/>
+    <w:lsdException w:name="List Paragraph" w:uiPriority="34" w:qFormat="1"/>
+    <w:lsdException w:name="Quote" w:uiPriority="29" w:qFormat="1"/>
+    <w:lsdException w:name="Intense Quote" w:uiPriority="30" w:qFormat="1"/>
+    <w:lsdException w:name="Medium List 2 Accent 1" w:uiPriority="66"/>
+    <w:lsdException w:name="Medium Grid 1 Accent 1" w:uiPriority="67"/>
+    <w:lsdException w:name="Medium Grid 2 Accent 1" w:uiPriority="68"/>
+    <w:lsdException w:name="Medium Grid 3 Accent 1" w:uiPriority="69"/>
+    <w:lsdException w:name="Dark List Accent 1" w:uiPriority="70"/>
+    <w:lsdException w:name="Colorful Shading Accent 1" w:uiPriority="71"/>
+    <w:lsdException w:name="Colorful List Accent 1" w:uiPriority="72"/>
+    <w:lsdException w:name="Colorful Grid Accent 1" w:uiPriority="73"/>
+    <w:lsdException w:name="Light Shading Accent 2" w:uiPriority="60"/>
+    <w:lsdException w:name="Light List Accent 2" w:uiPriority="61"/>
+    <w:lsdException w:name="Light Grid Accent 2" w:uiPriority="62"/>
+    <w:lsdException w:name="Medium Shading 1 Accent 2" w:uiPriority="63"/>
+    <w:lsdException w:name="Medium Shading 2 Accent 2" w:uiPriority="64"/>
+    <w:lsdException w:name="Medium List 1 Accent 2" w:uiPriority="65"/>
+    <w:lsdException w:name="Medium List 2 Accent 2" w:uiPriority="66"/>
+    <w:lsdException w:name="Medium Grid 1 Accent 2" w:uiPriority="67"/>
+    <w:lsdException w:name="Medium Grid 2 Accent 2" w:uiPriority="68"/>
+    <w:lsdException w:name="Medium Grid 3 Accent 2" w:uiPriority="69"/>
+    <w:lsdException w:name="Dark List Accent 2" w:uiPriority="70"/>
+    <w:lsdException w:name="Colorful Shading Accent 2" w:uiPriority="71"/>
+    <w:lsdException w:name="Colorful List Accent 2" w:uiPriority="72"/>
+    <w:lsdException w:name="Colorful Grid Accent 2" w:uiPriority="73"/>
+    <w:lsdException w:name="Light Shading Accent 3" w:uiPriority="60"/>
+    <w:lsdException w:name="Light List Accent 3" w:uiPriority="61"/>
+    <w:lsdException w:name="Light Grid Accent 3" w:uiPriority="62"/>
+    <w:lsdException w:name="Medium Shading 1 Accent 3" w:uiPriority="63"/>
+    <w:lsdException w:name="Medium Shading 2 Accent 3" w:uiPriority="64"/>
+    <w:lsdException w:name="Medium List 1 Accent 3" w:uiPriority="65"/>
+    <w:lsdException w:name="Medium List 2 Accent 3" w:uiPriority="66"/>
+    <w:lsdException w:name="Medium Grid 1 Accent 3" w:uiPriority="67"/>
+    <w:lsdException w:name="Medium Grid 2 Accent 3" w:uiPriority="68"/>
+    <w:lsdException w:name="Medium Grid 3 Accent 3" w:uiPriority="69"/>
+    <w:lsdException w:name="Dark List Accent 3" w:uiPriority="70"/>
+    <w:lsdException w:name="Colorful Shading Accent 3" w:uiPriority="71"/>
+    <w:lsdException w:name="Colorful List Accent 3" w:uiPriority="72"/>
+    <w:lsdException w:name="Colorful Grid Accent 3" w:uiPriority="73"/>
+    <w:lsdException w:name="Light Shading Accent 4" w:uiPriority="60"/>
+    <w:lsdException w:name="Light List Accent 4" w:uiPriority="61"/>
+    <w:lsdException w:name="Light Grid Accent 4" w:uiPriority="62"/>
+    <w:lsdException w:name="Medium Shading 1 Accent 4" w:uiPriority="63"/>
+    <w:lsdException w:name="Medium Shading 2 Accent 4" w:uiPriority="64"/>
+    <w:lsdException w:name="Medium List 1 Accent 4" w:uiPriority="65"/>
+    <w:lsdException w:name="Medium List 2 Accent 4" w:uiPriority="66"/>
+    <w:lsdException w:name="Medium Grid 1 Accent 4" w:uiPriority="67"/>
+    <w:lsdException w:name="Medium Grid 2 Accent 4" w:uiPriority="68"/>
+    <w:lsdException w:name="Medium Grid 3 Accent 4" w:uiPriority="69"/>
+    <w:lsdException w:name="Dark List Accent 4" w:uiPriority="70"/>
+    <w:lsdException w:name="Colorful Shading Accent 4" w:uiPriority="71"/>
+    <w:lsdException w:name="Colorful List Accent 4" w:uiPriority="72"/>
+    <w:lsdException w:name="Colorful Grid Accent 4" w:uiPriority="73"/>
+    <w:lsdException w:name="Light Shading Accent 5" w:uiPriority="60"/>
+    <w:lsdException w:name="Light List Accent 5" w:uiPriority="61"/>
+    <w:lsdException w:name="Light Grid Accent 5" w:uiPriority="62"/>
+    <w:lsdException w:name="Medium Shading 1 Accent 5" w:uiPriority="63"/>
+    <w:lsdException w:name="Medium Shading 2 Accent 5" w:uiPriority="64"/>
+    <w:lsdException w:name="Medium List 1 Accent 5" w:uiPriority="65"/>
+    <w:lsdException w:name="Medium List 2 Accent 5" w:uiPriority="66"/>
+    <w:lsdException w:name="Medium Grid 1 Accent 5" w:uiPriority="67"/>
+    <w:lsdException w:name="Medium Grid 2 Accent 5" w:uiPriority="68"/>
+    <w:lsdException w:name="Medium Grid 3 Accent 5" w:uiPriority="69"/>
+    <w:lsdException w:name="Dark List Accent 5" w:uiPriority="70"/>
+    <w:lsdException w:name="Colorful Shading Accent 5" w:uiPriority="71"/>
+    <w:lsdException w:name="Colorful List Accent 5" w:uiPriority="72"/>
+    <w:lsdException w:name="Colorful Grid Accent 5" w:uiPriority="73"/>
+    <w:lsdException w:name="Light Shading Accent 6" w:uiPriority="60"/>
+    <w:lsdException w:name="Light List Accent 6" w:uiPriority="61"/>
+    <w:lsdException w:name="Light Grid Accent 6" w:uiPriority="62"/>
+    <w:lsdException w:name="Medium Shading 1 Accent 6" w:uiPriority="63"/>
+    <w:lsdException w:name="Medium Shading 2 Accent 6" w:uiPriority="64"/>
+    <w:lsdException w:name="Medium List 1 Accent 6" w:uiPriority="65"/>
+    <w:lsdException w:name="Medium List 2 Accent 6" w:uiPriority="66"/>
+    <w:lsdException w:name="Medium Grid 1 Accent 6" w:uiPriority="67"/>
+    <w:lsdException w:name="Medium Grid 2 Accent 6" w:uiPriority="68"/>
+    <w:lsdException w:name="Medium Grid 3 Accent 6" w:uiPriority="69"/>
+    <w:lsdException w:name="Dark List Accent 6" w:uiPriority="70"/>
+    <w:lsdException w:name="Colorful Shading Accent 6" w:uiPriority="71"/>
+    <w:lsdException w:name="Colorful List Accent 6" w:uiPriority="72"/>
+    <w:lsdException w:name="Colorful Grid Accent 6" w:uiPriority="73"/>
+    <w:lsdException w:name="Subtle Emphasis" w:uiPriority="19" w:qFormat="1"/>
+    <w:lsdException w:name="Intense Emphasis" w:uiPriority="21" w:qFormat="1"/>
+    <w:lsdException w:name="Subtle Reference" w:uiPriority="31" w:qFormat="1"/>
+    <w:lsdException w:name="Intense Reference" w:uiPriority="32" w:qFormat="1"/>
+    <w:lsdException w:name="Book Title" w:uiPriority="33" w:qFormat="1"/>
+    <w:lsdException w:name="Bibliography" w:semiHidden="1" w:uiPriority="37" w:unhideWhenUsed="1"/>
+    <w:lsdException w:name="TOC Heading" w:semiHidden="1" w:uiPriority="39" w:unhideWhenUsed="1" w:qFormat="1"/>
+    <w:lsdException w:name="Plain Table 1" w:uiPriority="41"/>
+    <w:lsdException w:name="Plain Table 2" w:uiPriority="42"/>
+    <w:lsdException w:name="Plain Table 3" w:uiPriority="43"/>
+    <w:lsdException w:name="Plain Table 4" w:uiPriority="44"/>
+    <w:lsdException w:name="Plain Table 5" w:uiPriority="45"/>
+    <w:lsdException w:name="Grid Table Light" w:uiPriority="40"/>
+    <w:lsdException w:name="Grid Table 1 Light" w:uiPriority="46"/>
+    <w:lsdException w:name="Grid Table 2" w:uiPriority="47"/>
+    <w:lsdException w:name="Grid Table 3" w:uiPriority="48"/>
+    <w:lsdException w:name="Grid Table 4" w:uiPriority="49"/>
+    <w:lsdException w:name="Grid Table 5 Dark" w:uiPriority="50"/>
+    <w:lsdException w:name="Grid Table 6 Colorful" w:uiPriority="51"/>
+    <w:lsdException w:name="Grid Table 7 Colorful" w:uiPriority="52"/>
+    <w:lsdException w:name="Grid Table 1 Light Accent 1" w:uiPriority="46"/>
+    <w:lsdException w:name="Grid Table 2 Accent 1" w:uiPriority="47"/>
+    <w:lsdException w:name="Grid Table 3 Accent 1" w:uiPriority="48"/>
+    <w:lsdException w:name="Grid Table 4 Accent 1" w:uiPriority="49"/>
+    <w:lsdException w:name="Grid Table 5 Dark Accent 1" w:uiPriority="50"/>
+    <w:lsdException w:name="Grid Table 6 Colorful Accent 1" w:uiPriority="51"/>
+    <w:lsdException w:name="Grid Table 7 Colorful Accent 1" w:uiPriority="52"/>
+    <w:lsdException w:name="Grid Table 1 Light Accent 2" w:uiPriority="46"/>
+    <w:lsdException w:name="Grid Table 2 Accent 2" w:uiPriority="47"/>
+    <w:lsdException w:name="Grid Table 3 Accent 2" w:uiPriority="48"/>
+    <w:lsdException w:name="Grid Table 4 Accent 2" w:uiPriority="49"/>
+    <w:lsdException w:name="Grid Table 5 Dark Accent 2" w:uiPriority="50"/>
+    <w:lsdException w:name="Grid Table 6 Colorful Accent 2" w:uiPriority="51"/>
+    <w:lsdException w:name="Grid Table 7 Colorful Accent 2" w:uiPriority="52"/>
+    <w:lsdException w:name="Grid Table 1 Light Accent 3" w:uiPriority="46"/>
+    <w:lsdException w:name="Grid Table 2 Accent 3" w:uiPriority="47"/>
+    <w:lsdException w:name="Grid Table 3 Accent 3" w:uiPriority="48"/>
+    <w:lsdException w:name="Grid Table 4 Accent 3" w:uiPriority="49"/>
+    <w:lsdException w:name="Grid Table 5 Dark Accent 3" w:uiPriority="50"/>
+    <w:lsdException w:name="Grid Table 6 Colorful Accent 3" w:uiPriority="51"/>
+    <w:lsdException w:name="Grid Table 7 Colorful Accent 3" w:uiPriority="52"/>
+    <w:lsdException w:name="Grid Table 1 Light Accent 4" w:uiPriority="46"/>
+    <w:lsdException w:name="Grid Table 2 Accent 4" w:uiPriority="47"/>
+    <w:lsdException w:name="Grid Table 3 Accent 4" w:uiPriority="48"/>
+    <w:lsdException w:name="Grid Table 4 Accent 4" w:uiPriority="49"/>
+    <w:lsdException w:name="Grid Table 5 Dark Accent 4" w:uiPriority="50"/>
+    <w:lsdException w:name="Grid Table 6 Colorful Accent 4" w:uiPriority="51"/>
+    <w:lsdException w:name="Grid Table 7 Colorful Accent 4" w:uiPriority="52"/>
+    <w:lsdException w:name="Grid Table 1 Light Accent 5" w:uiPriority="46"/>
+    <w:lsdException w:name="Grid Table 2 Accent 5" w:uiPriority="47"/>
+    <w:lsdException w:name="Grid Table 3 Accent 5" w:uiPriority="48"/>
+    <w:lsdException w:name="Grid Table 4 Accent 5" w:uiPriority="49"/>
+    <w:lsdException w:name="Grid Table 5 Dark Accent 5" w:uiPriority="50"/>
+    <w:lsdException w:name="Grid Table 6 Colorful Accent 5" w:uiPriority="51"/>
+    <w:lsdException w:name="Grid Table 7 Colorful Accent 5" w:uiPriority="52"/>
+    <w:lsdException w:name="Grid Table 1 Light Accent 6" w:uiPriority="46"/>
+    <w:lsdException w:name="Grid Table 2 Accent 6" w:uiPriority="47"/>
+    <w:lsdException w:name="Grid Table 3 Accent 6" w:uiPriority="48"/>
+    <w:lsdException w:name="Grid Table 4 Accent 6" w:uiPriority="49"/>
+    <w:lsdException w:name="Grid Table 5 Dark Accent 6" w:uiPriority="50"/>
+    <w:lsdException w:name="Grid Table 6 Colorful Accent 6" w:uiPriority="51"/>
+    <w:lsdException w:name="Grid Table 7 Colorful Accent 6" w:uiPriority="52"/>
+    <w:lsdException w:name="List Table 1 Light" w:uiPriority="46"/>
+    <w:lsdException w:name="List Table 2" w:uiPriority="47"/>
+    <w:lsdException w:name="List Table 3" w:uiPriority="48"/>
+    <w:lsdException w:name="List Table 4" w:uiPriority="49"/>
+    <w:lsdException w:name="List Table 5 Dark" w:uiPriority="50"/>
+    <w:lsdException w:name="List Table 6 Colorful" w:uiPriority="51"/>
+    <w:lsdException w:name="List Table 7 Colorful" w:uiPriority="52"/>
+    <w:lsdException w:name="List Table 1 Light Accent 1" w:uiPriority="46"/>
+    <w:lsdException w:name="List Table 2 Accent 1" w:uiPriority="47"/>
+    <w:lsdException w:name="List Table 3 Accent 1" w:uiPriority="48"/>
+    <w:lsdException w:name="List Table 4 Accent 1" w:uiPriority="49"/>
+    <w:lsdException w:name="List Table 5 Dark Accent 1" w:uiPriority="50"/>
+    <w:lsdException w:name="List Table 6 Colorful Accent 1" w:uiPriority="51"/>
+    <w:lsdException w:name="List Table 7 Colorful Accent 1" w:uiPriority="52"/>
+    <w:lsdException w:name="List Table 1 Light Accent 2" w:uiPriority="46"/>
+    <w:lsdException w:name="List Table 2 Accent 2" w:uiPriority="47"/>
+    <w:lsdException w:name="List Table 3 Accent 2" w:uiPriority="48"/>
+    <w:lsdException w:name="List Table 4 Accent 2" w:uiPriority="49"/>
+    <w:lsdException w:name="List Table 5 Dark Accent 2" w:uiPriority="50"/>
+    <w:lsdException w:name="List Table 6 Colorful Accent 2" w:uiPriority="51"/>
+    <w:lsdException w:name="List Table 7 Colorful Accent 2" w:uiPriority="52"/>
+    <w:lsdException w:name="List Table 1 Light Accent 3" w:uiPriority="46"/>
+    <w:lsdException w:name="List Table 2 Accent 3" w:uiPriority="47"/>
+    <w:lsdException w:name="List Table 3 Accent 3" w:uiPriority="48"/>
+    <w:lsdException w:name="List Table 4 Accent 3" w:uiPriority="49"/>
+    <w:lsdException w:name="List Table 5 Dark Accent 3" w:uiPriority="50"/>
+    <w:lsdException w:name="List Table 6 Colorful Accent 3" w:uiPriority="51"/>
+    <w:lsdException w:name="List Table 7 Colorful Accent 3" w:uiPriority="52"/>
+    <w:lsdException w:name="List Table 1 Light Accent 4" w:uiPriority="46"/>
+    <w:lsdException w:name="List Table 2 Accent 4" w:uiPriority="47"/>
+    <w:lsdException w:name="List Table 3 Accent 4" w:uiPriority="48"/>
+    <w:lsdException w:name="List Table 4 Accent 4" w:uiPriority="49"/>
+    <w:lsdException w:name="List Table 5 Dark Accent 4" w:uiPriority="50"/>
+    <w:lsdException w:name="List Table 6 Colorful Accent 4" w:uiPriority="51"/>
+    <w:lsdException w:name="List Table 7 Colorful Accent 4" w:uiPriority="52"/>
+    <w:lsdException w:name="List Table 1 Light Accent 5" w:uiPriority="46"/>
+    <w:lsdException w:name="List Table 2 Accent 5" w:uiPriority="47"/>
+    <w:lsdException w:name="List Table 3 Accent 5" w:uiPriority="48"/>
+    <w:lsdException w:name="List Table 4 Accent 5" w:uiPriority="49"/>
+    <w:lsdException w:name="List Table 5 Dark Accent 5" w:uiPriority="50"/>
+    <w:lsdException w:name="List Table 6 Colorful Accent 5" w:uiPriority="51"/>
+    <w:lsdException w:name="List Table 7 Colorful Accent 5" w:uiPriority="52"/>
+    <w:lsdException w:name="List Table 1 Light Accent 6" w:uiPriority="46"/>
+    <w:lsdException w:name="List Table 2 Accent 6" w:uiPriority="47"/>
+    <w:lsdException w:name="List Table 3 Accent 6" w:uiPriority="48"/>
+    <w:lsdException w:name="List Table 4 Accent 6" w:uiPriority="49"/>
+    <w:lsdException w:name="List Table 5 Dark Accent 6" w:uiPriority="50"/>
+    <w:lsdException w:name="List Table 6 Colorful Accent 6" w:uiPriority="51"/>
+    <w:lsdException w:name="List Table 7 Colorful Accent 6" w:uiPriority="52"/>
+    <w:lsdException w:name="Mention" w:semiHidden="1" w:unhideWhenUsed="1"/>
+    <w:lsdException w:name="Smart Hyperlink" w:semiHidden="1" w:unhideWhenUsed="1"/>
+    <w:lsdException w:name="Hashtag" w:semiHidden="1" w:unhideWhenUsed="1"/>
+    <w:lsdException w:name="Unresolved Mention" w:semiHidden="1" w:unhideWhenUsed="1"/>
+    <w:lsdException w:name="Smart Link" w:semiHidden="1" w:unhideWhenUsed="1"/>
+  </w:latentStyles>
+  <w:style w:type="paragraph" w:default="1" w:styleId="Normal">
     <w:name w:val="Normal"/>
     <w:qFormat/>
   </w:style>
-  <w:style w:type="paragraph" w:styleId="Title">
-    <w:name w:val="Title"/>
+  <w:style w:type="paragraph" w:styleId="Heading1">
+    <w:name w:val="heading 1"/>
     <w:basedOn w:val="Normal"/>
     <w:next w:val="Normal"/>
+    <w:uiPriority w:val="9"/>
     <w:qFormat/>
-    <w:rPr>
-      <w:sz w:val="56"/>
-      <w:szCs w:val="56"/>
-    </w:rPr>
-  </w:style>
-  <w:style w:type="paragraph" w:styleId="Heading1">
-    <w:name w:val="Heading 1"/>
-    <w:basedOn w:val="Normal"/>
-    <w:next w:val="Normal"/>
-    <w:qFormat/>
+    <w:pPr>
+      <w:outlineLvl w:val="0"/>
+    </w:pPr>
     <w:rPr>
       <w:color w:val="2E74B5"/>
       <w:sz w:val="32"/>
@@ -1590,10 +2228,15 @@
     </w:rPr>
   </w:style>
   <w:style w:type="paragraph" w:styleId="Heading2">
-    <w:name w:val="Heading 2"/>
+    <w:name w:val="heading 2"/>
     <w:basedOn w:val="Normal"/>
     <w:next w:val="Normal"/>
+    <w:uiPriority w:val="9"/>
+    <w:unhideWhenUsed/>
     <w:qFormat/>
+    <w:pPr>
+      <w:outlineLvl w:val="1"/>
+    </w:pPr>
     <w:rPr>
       <w:color w:val="2E74B5"/>
       <w:sz w:val="26"/>
@@ -1601,10 +2244,16 @@
     </w:rPr>
   </w:style>
   <w:style w:type="paragraph" w:styleId="Heading3">
-    <w:name w:val="Heading 3"/>
+    <w:name w:val="heading 3"/>
     <w:basedOn w:val="Normal"/>
     <w:next w:val="Normal"/>
+    <w:uiPriority w:val="9"/>
+    <w:semiHidden/>
+    <w:unhideWhenUsed/>
     <w:qFormat/>
+    <w:pPr>
+      <w:outlineLvl w:val="2"/>
+    </w:pPr>
     <w:rPr>
       <w:color w:val="1F4D78"/>
       <w:sz w:val="24"/>
@@ -1612,10 +2261,16 @@
     </w:rPr>
   </w:style>
   <w:style w:type="paragraph" w:styleId="Heading4">
-    <w:name w:val="Heading 4"/>
+    <w:name w:val="heading 4"/>
     <w:basedOn w:val="Normal"/>
     <w:next w:val="Normal"/>
+    <w:uiPriority w:val="9"/>
+    <w:semiHidden/>
+    <w:unhideWhenUsed/>
     <w:qFormat/>
+    <w:pPr>
+      <w:outlineLvl w:val="3"/>
+    </w:pPr>
     <w:rPr>
       <w:i/>
       <w:iCs/>
@@ -1623,25 +2278,75 @@
     </w:rPr>
   </w:style>
   <w:style w:type="paragraph" w:styleId="Heading5">
-    <w:name w:val="Heading 5"/>
+    <w:name w:val="heading 5"/>
     <w:basedOn w:val="Normal"/>
     <w:next w:val="Normal"/>
+    <w:uiPriority w:val="9"/>
+    <w:semiHidden/>
+    <w:unhideWhenUsed/>
     <w:qFormat/>
+    <w:pPr>
+      <w:outlineLvl w:val="4"/>
+    </w:pPr>
     <w:rPr>
       <w:color w:val="2E74B5"/>
     </w:rPr>
   </w:style>
   <w:style w:type="paragraph" w:styleId="Heading6">
-    <w:name w:val="Heading 6"/>
+    <w:name w:val="heading 6"/>
     <w:basedOn w:val="Normal"/>
     <w:next w:val="Normal"/>
+    <w:uiPriority w:val="9"/>
+    <w:semiHidden/>
+    <w:unhideWhenUsed/>
     <w:qFormat/>
+    <w:pPr>
+      <w:outlineLvl w:val="5"/>
+    </w:pPr>
     <w:rPr>
       <w:color w:val="1F4D78"/>
     </w:rPr>
   </w:style>
-  <w:style w:type="paragraph" w:styleId="Strong">
-    <w:name w:val="Strong"/>
+  <w:style w:type="character" w:default="1" w:styleId="DefaultParagraphFont">
+    <w:name w:val="Default Paragraph Font"/>
+    <w:uiPriority w:val="1"/>
+    <w:semiHidden/>
+    <w:unhideWhenUsed/>
+  </w:style>
+  <w:style w:type="table" w:default="1" w:styleId="TableNormal">
+    <w:name w:val="Normal Table"/>
+    <w:uiPriority w:val="99"/>
+    <w:semiHidden/>
+    <w:unhideWhenUsed/>
+    <w:tblPr>
+      <w:tblInd w:w="0" w:type="dxa"/>
+      <w:tblCellMar>
+        <w:top w:w="0" w:type="dxa"/>
+        <w:left w:w="108" w:type="dxa"/>
+        <w:bottom w:w="0" w:type="dxa"/>
+        <w:right w:w="108" w:type="dxa"/>
+      </w:tblCellMar>
+    </w:tblPr>
+  </w:style>
+  <w:style w:type="numbering" w:default="1" w:styleId="NoList">
+    <w:name w:val="No List"/>
+    <w:uiPriority w:val="99"/>
+    <w:semiHidden/>
+    <w:unhideWhenUsed/>
+  </w:style>
+  <w:style w:type="paragraph" w:styleId="Title">
+    <w:name w:val="Title"/>
+    <w:basedOn w:val="Normal"/>
+    <w:next w:val="Normal"/>
+    <w:uiPriority w:val="10"/>
+    <w:qFormat/>
+    <w:rPr>
+      <w:sz w:val="56"/>
+      <w:szCs w:val="56"/>
+    </w:rPr>
+  </w:style>
+  <w:style w:type="paragraph" w:customStyle="1" w:styleId="Strong1">
+    <w:name w:val="Strong1"/>
     <w:basedOn w:val="Normal"/>
     <w:next w:val="Normal"/>
     <w:qFormat/>
@@ -1657,7 +2362,6 @@
   </w:style>
   <w:style w:type="character" w:styleId="Hyperlink">
     <w:name w:val="Hyperlink"/>
-    <w:basedOn w:val="DefaultParagraphFont"/>
     <w:uiPriority w:val="99"/>
     <w:unhideWhenUsed/>
     <w:rPr>
@@ -1667,7 +2371,6 @@
   </w:style>
   <w:style w:type="character" w:styleId="FootnoteReference">
     <w:name w:val="footnote reference"/>
-    <w:basedOn w:val="DefaultParagraphFont"/>
     <w:uiPriority w:val="99"/>
     <w:semiHidden/>
     <w:unhideWhenUsed/>
@@ -1682,17 +2385,9 @@
     <w:uiPriority w:val="99"/>
     <w:semiHidden/>
     <w:unhideWhenUsed/>
-    <w:pPr>
-      <w:spacing w:after="0" w:line="240" w:lineRule="auto"/>
-    </w:pPr>
-    <w:rPr>
-      <w:sz w:val="20"/>
-      <w:szCs w:val="20"/>
-    </w:rPr>
   </w:style>
-  <w:style w:type="character" w:styleId="FootnoteTextChar">
+  <w:style w:type="character" w:customStyle="1" w:styleId="FootnoteTextChar">
     <w:name w:val="Footnote Text Char"/>
-    <w:basedOn w:val="DefaultParagraphFont"/>
     <w:link w:val="FootnoteText"/>
     <w:uiPriority w:val="99"/>
     <w:semiHidden/>
@@ -1704,7 +2399,6 @@
   </w:style>
   <w:style w:type="character" w:styleId="EndnoteReference">
     <w:name w:val="endnote reference"/>
-    <w:basedOn w:val="DefaultParagraphFont"/>
     <w:uiPriority w:val="99"/>
     <w:semiHidden/>
     <w:unhideWhenUsed/>
@@ -1719,17 +2413,9 @@
     <w:uiPriority w:val="99"/>
     <w:semiHidden/>
     <w:unhideWhenUsed/>
-    <w:pPr>
-      <w:spacing w:after="0" w:line="240" w:lineRule="auto"/>
-    </w:pPr>
-    <w:rPr>
-      <w:sz w:val="20"/>
-      <w:szCs w:val="20"/>
-    </w:rPr>
   </w:style>
-  <w:style w:type="character" w:styleId="EndnoteTextChar">
+  <w:style w:type="character" w:customStyle="1" w:styleId="EndnoteTextChar">
     <w:name w:val="Endnote Text Char"/>
-    <w:basedOn w:val="DefaultParagraphFont"/>
     <w:link w:val="EndnoteText"/>
     <w:uiPriority w:val="99"/>
     <w:semiHidden/>
@@ -1737,6 +2423,18 @@
     <w:rPr>
       <w:sz w:val="20"/>
       <w:szCs w:val="20"/>
+    </w:rPr>
+  </w:style>
+  <w:style w:type="character" w:styleId="UnresolvedMention">
+    <w:name w:val="Unresolved Mention"/>
+    <w:basedOn w:val="DefaultParagraphFont"/>
+    <w:uiPriority w:val="99"/>
+    <w:semiHidden/>
+    <w:unhideWhenUsed/>
+    <w:rsid w:val="00F82B27"/>
+    <w:rPr>
+      <w:color w:val="605E5C"/>
+      <w:shd w:val="clear" w:color="auto" w:fill="E1DFDD"/>
     </w:rPr>
   </w:style>
 </w:styles>
@@ -1894,7 +2592,7 @@
         <a:solidFill>
           <a:schemeClr val="phClr"/>
         </a:solidFill>
-        <a:gradFill rotWithShape="true">
+        <a:gradFill rotWithShape="1">
           <a:gsLst>
             <a:gs pos="0">
               <a:schemeClr val="phClr">
@@ -1918,9 +2616,9 @@
               </a:schemeClr>
             </a:gs>
           </a:gsLst>
-          <a:lin ang="5400000" scaled="false"/>
+          <a:lin ang="5400000" scaled="0"/>
         </a:gradFill>
-        <a:gradFill rotWithShape="true">
+        <a:gradFill rotWithShape="1">
           <a:gsLst>
             <a:gs pos="0">
               <a:schemeClr val="phClr">
@@ -1944,7 +2642,7 @@
               </a:schemeClr>
             </a:gs>
           </a:gsLst>
-          <a:lin ang="5400000" scaled="false"/>
+          <a:lin ang="5400000" scaled="0"/>
         </a:gradFill>
       </a:fillStyleLst>
       <a:lnStyleLst>
@@ -1979,7 +2677,7 @@
         </a:effectStyle>
         <a:effectStyle>
           <a:effectLst>
-            <a:outerShdw blurRad="57150" dist="19050" dir="5400000" algn="ctr" rotWithShape="false">
+            <a:outerShdw blurRad="57150" dist="19050" dir="5400000" algn="ctr" rotWithShape="0">
               <a:srgbClr val="000000">
                 <a:alpha val="63000"/>
               </a:srgbClr>
@@ -1997,7 +2695,7 @@
             <a:satMod val="170000"/>
           </a:schemeClr>
         </a:solidFill>
-        <a:gradFill rotWithShape="true">
+        <a:gradFill rotWithShape="1">
           <a:gsLst>
             <a:gs pos="0">
               <a:schemeClr val="phClr">
@@ -2022,7 +2720,7 @@
               </a:schemeClr>
             </a:gs>
           </a:gsLst>
-          <a:lin ang="5400000" scaled="false"/>
+          <a:lin ang="5400000" scaled="0"/>
         </a:gradFill>
       </a:bgFillStyleLst>
     </a:fmtScheme>
